--- a/Cicles/Third Cicle/Ciclo3.docx
+++ b/Cicles/Third Cicle/Ciclo3.docx
@@ -1,10 +1,1837 @@
 
 <file path=word/document.xml><?xml version="1.0" encoding="utf-8"?>
-<w:document xmlns:wpc="http://schemas.microsoft.com/office/word/2010/wordprocessingCanvas" xmlns:mc="http://schemas.openxmlformats.org/markup-compatibility/2006" xmlns:o="urn:schemas-microsoft-com:office:office" xmlns:r="http://schemas.openxmlformats.org/officeDocument/2006/relationships" xmlns:m="http://schemas.openxmlformats.org/officeDocument/2006/math" xmlns:v="urn:schemas-microsoft-com:vml" xmlns:wp14="http://schemas.microsoft.com/office/word/2010/wordprocessingDrawing" xmlns:wp="http://schemas.openxmlformats.org/drawingml/2006/wordprocessingDrawing" xmlns:w10="urn:schemas-microsoft-com:office:word" xmlns:w="http://schemas.openxmlformats.org/wordprocessingml/2006/main" xmlns:w14="http://schemas.microsoft.com/office/word/2010/wordml" xmlns:w15="http://schemas.microsoft.com/office/word/2012/wordml" xmlns:wpg="http://schemas.microsoft.com/office/word/2010/wordprocessingGroup" xmlns:wpi="http://schemas.microsoft.com/office/word/2010/wordprocessingInk" xmlns:wne="http://schemas.microsoft.com/office/word/2006/wordml" xmlns:wps="http://schemas.microsoft.com/office/word/2010/wordprocessingShape" xmlns:w16se="http://schemas.microsoft.com/office/word/2015/wordml/symex" xmlns:w16cid="http://schemas.microsoft.com/office/word/2016/wordml/cid" xmlns:w16="http://schemas.microsoft.com/office/word/2018/wordml" xmlns:w16cex="http://schemas.microsoft.com/office/word/2018/wordml/cex" xmlns:w16sdtdh="http://schemas.microsoft.com/office/word/2020/wordml/sdtdatahash" xmlns:w16sdtfl="http://schemas.microsoft.com/office/word/2024/wordml/sdtformatlock" mc:Ignorable="w14 w15 wp14 w16se w16cid w16 w16cex w16sdtdh w16sdtfl">
+<w:document xmlns:wpc="http://schemas.microsoft.com/office/word/2010/wordprocessingCanvas" xmlns:cx="http://schemas.microsoft.com/office/drawing/2014/chartex" xmlns:cx1="http://schemas.microsoft.com/office/drawing/2015/9/8/chartex" xmlns:cx2="http://schemas.microsoft.com/office/drawing/2015/10/21/chartex" xmlns:cx3="http://schemas.microsoft.com/office/drawing/2016/5/9/chartex" xmlns:cx4="http://schemas.microsoft.com/office/drawing/2016/5/10/chartex" xmlns:cx5="http://schemas.microsoft.com/office/drawing/2016/5/11/chartex" xmlns:cx6="http://schemas.microsoft.com/office/drawing/2016/5/12/chartex" xmlns:cx7="http://schemas.microsoft.com/office/drawing/2016/5/13/chartex" xmlns:cx8="http://schemas.microsoft.com/office/drawing/2016/5/14/chartex" xmlns:mc="http://schemas.openxmlformats.org/markup-compatibility/2006" xmlns:aink="http://schemas.microsoft.com/office/drawing/2016/ink" xmlns:am3d="http://schemas.microsoft.com/office/drawing/2017/model3d" xmlns:o="urn:schemas-microsoft-com:office:office" xmlns:oel="http://schemas.microsoft.com/office/2019/extlst" xmlns:r="http://schemas.openxmlformats.org/officeDocument/2006/relationships" xmlns:m="http://schemas.openxmlformats.org/officeDocument/2006/math" xmlns:v="urn:schemas-microsoft-com:vml" xmlns:wp14="http://schemas.microsoft.com/office/word/2010/wordprocessingDrawing" xmlns:wp="http://schemas.openxmlformats.org/drawingml/2006/wordprocessingDrawing" xmlns:w10="urn:schemas-microsoft-com:office:word" xmlns:w="http://schemas.openxmlformats.org/wordprocessingml/2006/main" xmlns:w14="http://schemas.microsoft.com/office/word/2010/wordml" xmlns:w15="http://schemas.microsoft.com/office/word/2012/wordml" xmlns:w16cex="http://schemas.microsoft.com/office/word/2018/wordml/cex" xmlns:w16cid="http://schemas.microsoft.com/office/word/2016/wordml/cid" xmlns:w16="http://schemas.microsoft.com/office/word/2018/wordml" xmlns:w16du="http://schemas.microsoft.com/office/word/2023/wordml/word16du" xmlns:w16sdtdh="http://schemas.microsoft.com/office/word/2020/wordml/sdtdatahash" xmlns:w16sdtfl="http://schemas.microsoft.com/office/word/2024/wordml/sdtformatlock" xmlns:w16se="http://schemas.microsoft.com/office/word/2015/wordml/symex" xmlns:wpg="http://schemas.microsoft.com/office/word/2010/wordprocessingGroup" xmlns:wpi="http://schemas.microsoft.com/office/word/2010/wordprocessingInk" xmlns:wne="http://schemas.microsoft.com/office/word/2006/wordml" xmlns:wps="http://schemas.microsoft.com/office/word/2010/wordprocessingShape" mc:Ignorable="w14 w15 w16se w16cid w16 w16cex w16sdtdh w16sdtfl w16du wp14">
   <w:body>
+    <w:p>
+      <w:pPr>
+        <w:jc w:val="center"/>
+        <w:rPr>
+          <w:rFonts w:ascii="Times New Roman" w:eastAsia="Times New Roman" w:hAnsi="Times New Roman" w:cs="Times New Roman"/>
+          <w:color w:val="000000" w:themeColor="text1"/>
+          <w:lang w:val="es-CO"/>
+        </w:rPr>
+      </w:pPr>
+      <w:r>
+        <w:rPr>
+          <w:rFonts w:ascii="Times New Roman" w:eastAsia="Times New Roman" w:hAnsi="Times New Roman" w:cs="Times New Roman"/>
+          <w:b/>
+          <w:bCs/>
+          <w:color w:val="000000" w:themeColor="text1"/>
+          <w:lang w:val="es-CO"/>
+        </w:rPr>
+        <w:t>Universidad Escuela Colombiana de Ingeniería Julio Garavito</w:t>
+      </w:r>
+    </w:p>
+    <w:p>
+      <w:pPr>
+        <w:jc w:val="center"/>
+        <w:rPr>
+          <w:rFonts w:ascii="Times New Roman" w:eastAsia="Times New Roman" w:hAnsi="Times New Roman" w:cs="Times New Roman"/>
+          <w:color w:val="000000" w:themeColor="text1"/>
+          <w:lang w:val="es-CO"/>
+        </w:rPr>
+      </w:pPr>
+    </w:p>
+    <w:p>
+      <w:pPr>
+        <w:jc w:val="center"/>
+        <w:rPr>
+          <w:rFonts w:ascii="Times New Roman" w:eastAsia="Times New Roman" w:hAnsi="Times New Roman" w:cs="Times New Roman"/>
+          <w:color w:val="000000" w:themeColor="text1"/>
+          <w:lang w:val="es-CO"/>
+        </w:rPr>
+      </w:pPr>
+    </w:p>
+    <w:p>
+      <w:pPr>
+        <w:jc w:val="center"/>
+        <w:rPr>
+          <w:rFonts w:ascii="Times New Roman" w:eastAsia="Times New Roman" w:hAnsi="Times New Roman" w:cs="Times New Roman"/>
+          <w:color w:val="000000" w:themeColor="text1"/>
+          <w:lang w:val="es-CO"/>
+        </w:rPr>
+      </w:pPr>
+    </w:p>
+    <w:p>
+      <w:pPr>
+        <w:jc w:val="center"/>
+        <w:rPr>
+          <w:rFonts w:ascii="Times New Roman" w:eastAsia="Times New Roman" w:hAnsi="Times New Roman" w:cs="Times New Roman"/>
+          <w:color w:val="000000" w:themeColor="text1"/>
+          <w:lang w:val="es-CO"/>
+        </w:rPr>
+      </w:pPr>
+      <w:r>
+        <w:rPr>
+          <w:rFonts w:ascii="Times New Roman" w:eastAsia="Times New Roman" w:hAnsi="Times New Roman" w:cs="Times New Roman"/>
+          <w:color w:val="000000" w:themeColor="text1"/>
+          <w:lang w:val="es-CO"/>
+        </w:rPr>
+        <w:t>Desarrollo Orientado por Objetos</w:t>
+      </w:r>
+    </w:p>
+    <w:p>
+      <w:pPr>
+        <w:jc w:val="center"/>
+        <w:rPr>
+          <w:rFonts w:ascii="Times New Roman" w:eastAsia="Times New Roman" w:hAnsi="Times New Roman" w:cs="Times New Roman"/>
+          <w:color w:val="000000" w:themeColor="text1"/>
+          <w:lang w:val="es-CO"/>
+        </w:rPr>
+      </w:pPr>
+      <w:r>
+        <w:rPr>
+          <w:rFonts w:ascii="Times New Roman" w:eastAsia="Times New Roman" w:hAnsi="Times New Roman" w:cs="Times New Roman"/>
+          <w:color w:val="000000" w:themeColor="text1"/>
+          <w:lang w:val="es-CO"/>
+        </w:rPr>
+        <w:t>DOPO</w:t>
+      </w:r>
+    </w:p>
+    <w:p>
+      <w:pPr>
+        <w:jc w:val="center"/>
+        <w:rPr>
+          <w:rFonts w:ascii="Times New Roman" w:eastAsia="Times New Roman" w:hAnsi="Times New Roman" w:cs="Times New Roman"/>
+          <w:color w:val="000000" w:themeColor="text1"/>
+          <w:lang w:val="es-CO"/>
+        </w:rPr>
+      </w:pPr>
+    </w:p>
+    <w:p>
+      <w:pPr>
+        <w:jc w:val="center"/>
+        <w:rPr>
+          <w:rFonts w:ascii="Times New Roman" w:eastAsia="Times New Roman" w:hAnsi="Times New Roman" w:cs="Times New Roman"/>
+          <w:color w:val="000000" w:themeColor="text1"/>
+          <w:lang w:val="es-CO"/>
+        </w:rPr>
+      </w:pPr>
+    </w:p>
+    <w:p>
+      <w:pPr>
+        <w:jc w:val="center"/>
+        <w:rPr>
+          <w:rFonts w:ascii="Times New Roman" w:eastAsia="Times New Roman" w:hAnsi="Times New Roman" w:cs="Times New Roman"/>
+          <w:color w:val="000000" w:themeColor="text1"/>
+          <w:lang w:val="es-CO"/>
+        </w:rPr>
+      </w:pPr>
+    </w:p>
+    <w:p>
+      <w:pPr>
+        <w:jc w:val="center"/>
+        <w:rPr>
+          <w:rFonts w:ascii="Times New Roman" w:eastAsia="Times New Roman" w:hAnsi="Times New Roman" w:cs="Times New Roman"/>
+          <w:color w:val="000000" w:themeColor="text1"/>
+          <w:lang w:val="es-CO"/>
+        </w:rPr>
+      </w:pPr>
+    </w:p>
+    <w:p>
+      <w:pPr>
+        <w:jc w:val="center"/>
+        <w:rPr>
+          <w:rFonts w:ascii="Times New Roman" w:eastAsia="Times New Roman" w:hAnsi="Times New Roman" w:cs="Times New Roman"/>
+          <w:color w:val="000000" w:themeColor="text1"/>
+          <w:lang w:val="es-CO"/>
+        </w:rPr>
+      </w:pPr>
+      <w:r>
+        <w:rPr>
+          <w:rFonts w:ascii="Times New Roman" w:eastAsia="Times New Roman" w:hAnsi="Times New Roman" w:cs="Times New Roman"/>
+          <w:color w:val="000000" w:themeColor="text1"/>
+          <w:lang w:val="es-CO"/>
+        </w:rPr>
+        <w:t>Presentado por:</w:t>
+      </w:r>
+    </w:p>
+    <w:p>
+      <w:pPr>
+        <w:jc w:val="center"/>
+        <w:rPr>
+          <w:rFonts w:ascii="Times New Roman" w:eastAsia="Times New Roman" w:hAnsi="Times New Roman" w:cs="Times New Roman"/>
+          <w:color w:val="000000" w:themeColor="text1"/>
+          <w:lang w:val="es-CO"/>
+        </w:rPr>
+      </w:pPr>
+      <w:r>
+        <w:rPr>
+          <w:rFonts w:ascii="Times New Roman" w:eastAsia="Times New Roman" w:hAnsi="Times New Roman" w:cs="Times New Roman"/>
+          <w:color w:val="000000" w:themeColor="text1"/>
+          <w:lang w:val="es-CO"/>
+        </w:rPr>
+        <w:t>Wilson Steven Mendivelso Sanabria</w:t>
+      </w:r>
+    </w:p>
+    <w:p>
+      <w:pPr>
+        <w:jc w:val="center"/>
+        <w:rPr>
+          <w:rFonts w:ascii="Times New Roman" w:eastAsia="Times New Roman" w:hAnsi="Times New Roman" w:cs="Times New Roman"/>
+          <w:color w:val="000000" w:themeColor="text1"/>
+          <w:lang w:val="es-CO"/>
+        </w:rPr>
+      </w:pPr>
+      <w:r>
+        <w:rPr>
+          <w:rFonts w:ascii="Times New Roman" w:eastAsia="Times New Roman" w:hAnsi="Times New Roman" w:cs="Times New Roman"/>
+          <w:color w:val="000000" w:themeColor="text1"/>
+          <w:lang w:val="es-CO"/>
+        </w:rPr>
+        <w:t xml:space="preserve">David Santiago Garzon </w:t>
+      </w:r>
+      <w:proofErr w:type="spellStart"/>
+      <w:r>
+        <w:rPr>
+          <w:rFonts w:ascii="Times New Roman" w:eastAsia="Times New Roman" w:hAnsi="Times New Roman" w:cs="Times New Roman"/>
+          <w:color w:val="000000" w:themeColor="text1"/>
+          <w:lang w:val="es-CO"/>
+        </w:rPr>
+        <w:t>Rodriguez</w:t>
+      </w:r>
+      <w:proofErr w:type="spellEnd"/>
+    </w:p>
+    <w:p>
+      <w:pPr>
+        <w:jc w:val="center"/>
+        <w:rPr>
+          <w:rFonts w:ascii="Times New Roman" w:eastAsia="Times New Roman" w:hAnsi="Times New Roman" w:cs="Times New Roman"/>
+          <w:color w:val="000000" w:themeColor="text1"/>
+          <w:lang w:val="es-CO"/>
+        </w:rPr>
+      </w:pPr>
+    </w:p>
+    <w:p>
+      <w:pPr>
+        <w:jc w:val="center"/>
+        <w:rPr>
+          <w:rFonts w:ascii="Times New Roman" w:eastAsia="Times New Roman" w:hAnsi="Times New Roman" w:cs="Times New Roman"/>
+          <w:color w:val="000000" w:themeColor="text1"/>
+          <w:lang w:val="es-CO"/>
+        </w:rPr>
+      </w:pPr>
+    </w:p>
+    <w:p>
+      <w:pPr>
+        <w:jc w:val="center"/>
+        <w:rPr>
+          <w:rFonts w:ascii="Times New Roman" w:eastAsia="Times New Roman" w:hAnsi="Times New Roman" w:cs="Times New Roman"/>
+          <w:color w:val="000000" w:themeColor="text1"/>
+          <w:lang w:val="es-CO"/>
+        </w:rPr>
+      </w:pPr>
+      <w:r>
+        <w:rPr>
+          <w:rFonts w:ascii="Times New Roman" w:eastAsia="Times New Roman" w:hAnsi="Times New Roman" w:cs="Times New Roman"/>
+          <w:color w:val="000000" w:themeColor="text1"/>
+          <w:lang w:val="es-CO"/>
+        </w:rPr>
+        <w:t>Docente:</w:t>
+      </w:r>
+    </w:p>
+    <w:p>
+      <w:pPr>
+        <w:jc w:val="center"/>
+        <w:rPr>
+          <w:rFonts w:ascii="Times New Roman" w:eastAsia="Times New Roman" w:hAnsi="Times New Roman" w:cs="Times New Roman"/>
+          <w:color w:val="000000" w:themeColor="text1"/>
+          <w:lang w:val="es-CO"/>
+        </w:rPr>
+      </w:pPr>
+      <w:r>
+        <w:rPr>
+          <w:rFonts w:ascii="Times New Roman" w:eastAsia="Times New Roman" w:hAnsi="Times New Roman" w:cs="Times New Roman"/>
+          <w:color w:val="000000" w:themeColor="text1"/>
+          <w:lang w:val="es-CO"/>
+        </w:rPr>
+        <w:t>María Irma Diaz Rozo</w:t>
+      </w:r>
+    </w:p>
+    <w:p>
+      <w:pPr>
+        <w:jc w:val="center"/>
+        <w:rPr>
+          <w:rFonts w:ascii="Times New Roman" w:eastAsia="Times New Roman" w:hAnsi="Times New Roman" w:cs="Times New Roman"/>
+          <w:color w:val="000000" w:themeColor="text1"/>
+          <w:lang w:val="es-CO"/>
+        </w:rPr>
+      </w:pPr>
+    </w:p>
+    <w:p>
+      <w:pPr>
+        <w:rPr>
+          <w:lang w:val="es-CO"/>
+        </w:rPr>
+      </w:pPr>
+    </w:p>
+    <w:p>
+      <w:pPr>
+        <w:rPr>
+          <w:lang w:val="es-CO"/>
+        </w:rPr>
+      </w:pPr>
+    </w:p>
+    <w:p>
+      <w:pPr>
+        <w:rPr>
+          <w:lang w:val="es-CO"/>
+        </w:rPr>
+      </w:pPr>
+    </w:p>
+    <w:p>
+      <w:pPr>
+        <w:rPr>
+          <w:lang w:val="es-CO"/>
+        </w:rPr>
+      </w:pPr>
+    </w:p>
+    <w:p>
+      <w:pPr>
+        <w:rPr>
+          <w:lang w:val="es-CO"/>
+        </w:rPr>
+      </w:pPr>
+    </w:p>
+    <w:p>
+      <w:pPr>
+        <w:rPr>
+          <w:lang w:val="es-CO"/>
+        </w:rPr>
+      </w:pPr>
+    </w:p>
+    <w:p>
+      <w:pPr>
+        <w:rPr>
+          <w:lang w:val="es-CO"/>
+        </w:rPr>
+      </w:pPr>
+    </w:p>
+    <w:p>
+      <w:pPr>
+        <w:rPr>
+          <w:lang w:val="es-CO"/>
+        </w:rPr>
+      </w:pPr>
+    </w:p>
+    <w:p>
+      <w:pPr>
+        <w:rPr>
+          <w:lang w:val="es-CO"/>
+        </w:rPr>
+      </w:pPr>
+    </w:p>
+    <w:p>
+      <w:pPr>
+        <w:rPr>
+          <w:lang w:val="es-CO"/>
+        </w:rPr>
+      </w:pPr>
+    </w:p>
+    <w:p>
+      <w:pPr>
+        <w:rPr>
+          <w:lang w:val="es-CO"/>
+        </w:rPr>
+      </w:pPr>
+    </w:p>
     <w:p/>
+    <w:p>
+      <w:r>
+        <w:t>Retrospectiva</w:t>
+      </w:r>
+    </w:p>
+    <w:p>
+      <w:pPr>
+        <w:pStyle w:val="Prrafodelista"/>
+        <w:numPr>
+          <w:ilvl w:val="0"/>
+          <w:numId w:val="1"/>
+        </w:numPr>
+        <w:spacing w:after="0"/>
+        <w:rPr>
+          <w:rFonts w:ascii="Aptos" w:eastAsia="Aptos" w:hAnsi="Aptos" w:cs="Aptos"/>
+          <w:lang w:val="en-US"/>
+        </w:rPr>
+      </w:pPr>
+      <w:r>
+        <w:rPr>
+          <w:rFonts w:ascii="Aptos" w:eastAsia="Aptos" w:hAnsi="Aptos" w:cs="Aptos"/>
+        </w:rPr>
+        <w:t xml:space="preserve">¿Cuáles fueron los </w:t>
+      </w:r>
+      <w:proofErr w:type="spellStart"/>
+      <w:r>
+        <w:rPr>
+          <w:rFonts w:ascii="Aptos" w:eastAsia="Aptos" w:hAnsi="Aptos" w:cs="Aptos"/>
+        </w:rPr>
+        <w:t>mini-ciclos</w:t>
+      </w:r>
+      <w:proofErr w:type="spellEnd"/>
+      <w:r>
+        <w:rPr>
+          <w:rFonts w:ascii="Aptos" w:eastAsia="Aptos" w:hAnsi="Aptos" w:cs="Aptos"/>
+        </w:rPr>
+        <w:t xml:space="preserve"> definidos? </w:t>
+      </w:r>
+      <w:proofErr w:type="spellStart"/>
+      <w:r>
+        <w:rPr>
+          <w:rFonts w:ascii="Aptos" w:eastAsia="Aptos" w:hAnsi="Aptos" w:cs="Aptos"/>
+          <w:lang w:val="en-US"/>
+        </w:rPr>
+        <w:t>Justifíquenlos</w:t>
+      </w:r>
+      <w:proofErr w:type="spellEnd"/>
+      <w:r>
+        <w:rPr>
+          <w:rFonts w:ascii="Aptos" w:eastAsia="Aptos" w:hAnsi="Aptos" w:cs="Aptos"/>
+          <w:lang w:val="en-US"/>
+        </w:rPr>
+        <w:t>.</w:t>
+      </w:r>
+    </w:p>
+    <w:p>
+      <w:pPr>
+        <w:pStyle w:val="Prrafodelista"/>
+        <w:spacing w:after="0"/>
+        <w:rPr>
+          <w:rFonts w:ascii="Aptos" w:eastAsia="Aptos" w:hAnsi="Aptos" w:cs="Aptos"/>
+          <w:lang w:val="es-ES"/>
+        </w:rPr>
+      </w:pPr>
+      <w:r>
+        <w:rPr>
+          <w:rFonts w:ascii="Aptos" w:eastAsia="Aptos" w:hAnsi="Aptos" w:cs="Aptos"/>
+          <w:lang w:val="es-ES"/>
+        </w:rPr>
+        <w:t xml:space="preserve">MiniCiclo1: </w:t>
+      </w:r>
+      <w:r>
+        <w:rPr>
+          <w:rFonts w:ascii="Aptos" w:eastAsia="Aptos" w:hAnsi="Aptos" w:cs="Aptos"/>
+          <w:lang w:val="es-ES"/>
+        </w:rPr>
+        <w:t xml:space="preserve">Creación de </w:t>
+      </w:r>
+      <w:r>
+        <w:rPr>
+          <w:rFonts w:ascii="Aptos" w:eastAsia="Aptos" w:hAnsi="Aptos" w:cs="Aptos"/>
+          <w:lang w:val="es-ES"/>
+        </w:rPr>
+        <w:t xml:space="preserve">pruebas base para el </w:t>
+      </w:r>
+      <w:proofErr w:type="spellStart"/>
+      <w:r>
+        <w:rPr>
+          <w:rFonts w:ascii="Aptos" w:eastAsia="Aptos" w:hAnsi="Aptos" w:cs="Aptos"/>
+          <w:lang w:val="es-ES"/>
+        </w:rPr>
+        <w:t>slotMachineContest</w:t>
+      </w:r>
+      <w:proofErr w:type="spellEnd"/>
+      <w:r>
+        <w:rPr>
+          <w:rFonts w:ascii="Aptos" w:eastAsia="Aptos" w:hAnsi="Aptos" w:cs="Aptos"/>
+          <w:lang w:val="es-ES"/>
+        </w:rPr>
+        <w:t xml:space="preserve">, esta es necesario crearla, puesto que es necesario cerciorarnos que el </w:t>
+      </w:r>
+      <w:proofErr w:type="spellStart"/>
+      <w:r>
+        <w:rPr>
+          <w:rFonts w:ascii="Aptos" w:eastAsia="Aptos" w:hAnsi="Aptos" w:cs="Aptos"/>
+          <w:lang w:val="es-ES"/>
+        </w:rPr>
+        <w:t>slotMachineContest</w:t>
+      </w:r>
+      <w:proofErr w:type="spellEnd"/>
+      <w:r>
+        <w:rPr>
+          <w:rFonts w:ascii="Aptos" w:eastAsia="Aptos" w:hAnsi="Aptos" w:cs="Aptos"/>
+          <w:lang w:val="es-ES"/>
+        </w:rPr>
+        <w:t xml:space="preserve"> va a funcionar como se espera que funcione:</w:t>
+      </w:r>
+    </w:p>
+    <w:p>
+      <w:pPr>
+        <w:pStyle w:val="Prrafodelista"/>
+        <w:spacing w:after="0"/>
+        <w:rPr>
+          <w:rFonts w:ascii="Aptos" w:eastAsia="Aptos" w:hAnsi="Aptos" w:cs="Aptos"/>
+          <w:lang w:val="es-ES"/>
+        </w:rPr>
+      </w:pPr>
+      <w:r>
+        <w:rPr>
+          <w:rFonts w:ascii="Aptos" w:eastAsia="Aptos" w:hAnsi="Aptos" w:cs="Aptos"/>
+          <w:lang w:val="es-ES"/>
+        </w:rPr>
+        <w:drawing>
+          <wp:inline distT="0" distB="0" distL="0" distR="0" wp14:anchorId="78680390" wp14:editId="495D9137">
+            <wp:extent cx="3718882" cy="1577477"/>
+            <wp:effectExtent l="0" t="0" r="0" b="3810"/>
+            <wp:docPr id="1639009850" name="Imagen 1"/>
+            <wp:cNvGraphicFramePr>
+              <a:graphicFrameLocks xmlns:a="http://schemas.openxmlformats.org/drawingml/2006/main" noChangeAspect="1"/>
+            </wp:cNvGraphicFramePr>
+            <a:graphic xmlns:a="http://schemas.openxmlformats.org/drawingml/2006/main">
+              <a:graphicData uri="http://schemas.openxmlformats.org/drawingml/2006/picture">
+                <pic:pic xmlns:pic="http://schemas.openxmlformats.org/drawingml/2006/picture">
+                  <pic:nvPicPr>
+                    <pic:cNvPr id="1639009850" name=""/>
+                    <pic:cNvPicPr/>
+                  </pic:nvPicPr>
+                  <pic:blipFill>
+                    <a:blip r:embed="rId5"/>
+                    <a:stretch>
+                      <a:fillRect/>
+                    </a:stretch>
+                  </pic:blipFill>
+                  <pic:spPr>
+                    <a:xfrm>
+                      <a:off x="0" y="0"/>
+                      <a:ext cx="3718882" cy="1577477"/>
+                    </a:xfrm>
+                    <a:prstGeom prst="rect">
+                      <a:avLst/>
+                    </a:prstGeom>
+                  </pic:spPr>
+                </pic:pic>
+              </a:graphicData>
+            </a:graphic>
+          </wp:inline>
+        </w:drawing>
+      </w:r>
+    </w:p>
+    <w:p>
+      <w:pPr>
+        <w:pStyle w:val="Prrafodelista"/>
+        <w:spacing w:after="0"/>
+        <w:rPr>
+          <w:rFonts w:ascii="Aptos" w:eastAsia="Aptos" w:hAnsi="Aptos" w:cs="Aptos"/>
+          <w:lang w:val="es-ES"/>
+        </w:rPr>
+      </w:pPr>
+      <w:r>
+        <w:rPr>
+          <w:rFonts w:ascii="Aptos" w:eastAsia="Aptos" w:hAnsi="Aptos" w:cs="Aptos"/>
+          <w:lang w:val="es-ES"/>
+        </w:rPr>
+        <w:t xml:space="preserve">MiniCiclo2: Creación de </w:t>
+      </w:r>
+      <w:proofErr w:type="spellStart"/>
+      <w:r>
+        <w:rPr>
+          <w:rFonts w:ascii="Aptos" w:eastAsia="Aptos" w:hAnsi="Aptos" w:cs="Aptos"/>
+          <w:lang w:val="es-ES"/>
+        </w:rPr>
+        <w:t>SlotMachineContest-MétodoSolve</w:t>
+      </w:r>
+      <w:proofErr w:type="spellEnd"/>
+      <w:r>
+        <w:rPr>
+          <w:rFonts w:ascii="Aptos" w:eastAsia="Aptos" w:hAnsi="Aptos" w:cs="Aptos"/>
+          <w:lang w:val="es-ES"/>
+        </w:rPr>
+        <w:t>:</w:t>
+      </w:r>
+    </w:p>
+    <w:p>
+      <w:pPr>
+        <w:pStyle w:val="Prrafodelista"/>
+        <w:spacing w:after="0"/>
+        <w:rPr>
+          <w:rFonts w:ascii="Aptos" w:eastAsia="Aptos" w:hAnsi="Aptos" w:cs="Aptos"/>
+          <w:lang w:val="es-ES"/>
+        </w:rPr>
+      </w:pPr>
+      <w:r>
+        <w:rPr>
+          <w:rFonts w:ascii="Aptos" w:eastAsia="Aptos" w:hAnsi="Aptos" w:cs="Aptos"/>
+          <w:lang w:val="es-ES"/>
+        </w:rPr>
+        <w:drawing>
+          <wp:inline distT="0" distB="0" distL="0" distR="0" wp14:anchorId="7C2ABFB2" wp14:editId="0F08F8B8">
+            <wp:extent cx="5212532" cy="3231160"/>
+            <wp:effectExtent l="0" t="0" r="7620" b="7620"/>
+            <wp:docPr id="1585094276" name="Imagen 1"/>
+            <wp:cNvGraphicFramePr>
+              <a:graphicFrameLocks xmlns:a="http://schemas.openxmlformats.org/drawingml/2006/main" noChangeAspect="1"/>
+            </wp:cNvGraphicFramePr>
+            <a:graphic xmlns:a="http://schemas.openxmlformats.org/drawingml/2006/main">
+              <a:graphicData uri="http://schemas.openxmlformats.org/drawingml/2006/picture">
+                <pic:pic xmlns:pic="http://schemas.openxmlformats.org/drawingml/2006/picture">
+                  <pic:nvPicPr>
+                    <pic:cNvPr id="1585094276" name=""/>
+                    <pic:cNvPicPr/>
+                  </pic:nvPicPr>
+                  <pic:blipFill>
+                    <a:blip r:embed="rId6"/>
+                    <a:stretch>
+                      <a:fillRect/>
+                    </a:stretch>
+                  </pic:blipFill>
+                  <pic:spPr>
+                    <a:xfrm>
+                      <a:off x="0" y="0"/>
+                      <a:ext cx="5212532" cy="3231160"/>
+                    </a:xfrm>
+                    <a:prstGeom prst="rect">
+                      <a:avLst/>
+                    </a:prstGeom>
+                  </pic:spPr>
+                </pic:pic>
+              </a:graphicData>
+            </a:graphic>
+          </wp:inline>
+        </w:drawing>
+      </w:r>
+    </w:p>
+    <w:p>
+      <w:pPr>
+        <w:pStyle w:val="Prrafodelista"/>
+        <w:spacing w:after="0"/>
+        <w:rPr>
+          <w:rFonts w:ascii="Aptos" w:eastAsia="Aptos" w:hAnsi="Aptos" w:cs="Aptos"/>
+          <w:lang w:val="es-ES"/>
+        </w:rPr>
+      </w:pPr>
+      <w:r>
+        <w:rPr>
+          <w:rFonts w:ascii="Aptos" w:eastAsia="Aptos" w:hAnsi="Aptos" w:cs="Aptos"/>
+          <w:lang w:val="es-ES"/>
+        </w:rPr>
+        <w:t>Para resolver el ejercicio, se dividió el proceso en tres fases:</w:t>
+      </w:r>
+    </w:p>
+    <w:p>
+      <w:pPr>
+        <w:pStyle w:val="Prrafodelista"/>
+        <w:numPr>
+          <w:ilvl w:val="0"/>
+          <w:numId w:val="2"/>
+        </w:numPr>
+        <w:spacing w:after="0"/>
+        <w:rPr>
+          <w:rFonts w:ascii="Aptos" w:eastAsia="Aptos" w:hAnsi="Aptos" w:cs="Aptos"/>
+          <w:lang w:val="es-ES"/>
+        </w:rPr>
+      </w:pPr>
+      <w:r>
+        <w:rPr>
+          <w:rFonts w:ascii="Aptos" w:eastAsia="Aptos" w:hAnsi="Aptos" w:cs="Aptos"/>
+          <w:lang w:val="es-ES"/>
+        </w:rPr>
+        <w:t>Fase 1:</w:t>
+      </w:r>
+    </w:p>
+    <w:p>
+      <w:pPr>
+        <w:pStyle w:val="Prrafodelista"/>
+        <w:spacing w:after="0"/>
+        <w:ind w:left="1080"/>
+        <w:rPr>
+          <w:rFonts w:ascii="Aptos" w:eastAsia="Aptos" w:hAnsi="Aptos" w:cs="Aptos"/>
+          <w:lang w:val="es-ES"/>
+        </w:rPr>
+      </w:pPr>
+      <w:r>
+        <w:rPr>
+          <w:rFonts w:ascii="Aptos" w:eastAsia="Aptos" w:hAnsi="Aptos" w:cs="Aptos"/>
+          <w:lang w:val="es-ES"/>
+        </w:rPr>
+        <w:lastRenderedPageBreak/>
+        <w:drawing>
+          <wp:inline distT="0" distB="0" distL="0" distR="0" wp14:anchorId="6A8EA036" wp14:editId="7CA52083">
+            <wp:extent cx="5395428" cy="6027942"/>
+            <wp:effectExtent l="0" t="0" r="0" b="0"/>
+            <wp:docPr id="1609997445" name="Imagen 1"/>
+            <wp:cNvGraphicFramePr>
+              <a:graphicFrameLocks xmlns:a="http://schemas.openxmlformats.org/drawingml/2006/main" noChangeAspect="1"/>
+            </wp:cNvGraphicFramePr>
+            <a:graphic xmlns:a="http://schemas.openxmlformats.org/drawingml/2006/main">
+              <a:graphicData uri="http://schemas.openxmlformats.org/drawingml/2006/picture">
+                <pic:pic xmlns:pic="http://schemas.openxmlformats.org/drawingml/2006/picture">
+                  <pic:nvPicPr>
+                    <pic:cNvPr id="1609997445" name=""/>
+                    <pic:cNvPicPr/>
+                  </pic:nvPicPr>
+                  <pic:blipFill>
+                    <a:blip r:embed="rId7"/>
+                    <a:stretch>
+                      <a:fillRect/>
+                    </a:stretch>
+                  </pic:blipFill>
+                  <pic:spPr>
+                    <a:xfrm>
+                      <a:off x="0" y="0"/>
+                      <a:ext cx="5395428" cy="6027942"/>
+                    </a:xfrm>
+                    <a:prstGeom prst="rect">
+                      <a:avLst/>
+                    </a:prstGeom>
+                  </pic:spPr>
+                </pic:pic>
+              </a:graphicData>
+            </a:graphic>
+          </wp:inline>
+        </w:drawing>
+      </w:r>
+    </w:p>
+    <w:p>
+      <w:pPr>
+        <w:pStyle w:val="Prrafodelista"/>
+        <w:spacing w:after="0"/>
+        <w:ind w:left="1080"/>
+        <w:rPr>
+          <w:rFonts w:ascii="Aptos" w:eastAsia="Aptos" w:hAnsi="Aptos" w:cs="Aptos"/>
+          <w:lang w:val="es-ES"/>
+        </w:rPr>
+      </w:pPr>
+      <w:r>
+        <w:rPr>
+          <w:rFonts w:ascii="Aptos" w:eastAsia="Aptos" w:hAnsi="Aptos" w:cs="Aptos"/>
+          <w:lang w:val="es-ES"/>
+        </w:rPr>
+        <w:t xml:space="preserve">Esta fase se resume en </w:t>
+      </w:r>
+      <w:r>
+        <w:rPr>
+          <w:rFonts w:ascii="Aptos" w:eastAsia="Aptos" w:hAnsi="Aptos" w:cs="Aptos"/>
+          <w:lang w:val="es-ES"/>
+        </w:rPr>
+        <w:t>que todos los símbolos queden diferentes.</w:t>
+      </w:r>
+    </w:p>
+    <w:p>
+      <w:pPr>
+        <w:pStyle w:val="Prrafodelista"/>
+        <w:spacing w:after="0"/>
+        <w:rPr>
+          <w:rFonts w:ascii="Aptos" w:eastAsia="Aptos" w:hAnsi="Aptos" w:cs="Aptos"/>
+          <w:lang w:val="es-ES"/>
+        </w:rPr>
+      </w:pPr>
+    </w:p>
+    <w:p>
+      <w:pPr>
+        <w:pStyle w:val="Prrafodelista"/>
+        <w:numPr>
+          <w:ilvl w:val="0"/>
+          <w:numId w:val="2"/>
+        </w:numPr>
+        <w:spacing w:after="0"/>
+        <w:rPr>
+          <w:rFonts w:ascii="Aptos" w:eastAsia="Aptos" w:hAnsi="Aptos" w:cs="Aptos"/>
+          <w:lang w:val="es-ES"/>
+        </w:rPr>
+      </w:pPr>
+      <w:r>
+        <w:rPr>
+          <w:rFonts w:ascii="Aptos" w:eastAsia="Aptos" w:hAnsi="Aptos" w:cs="Aptos"/>
+          <w:lang w:val="es-ES"/>
+        </w:rPr>
+        <w:t>Fase 2:</w:t>
+      </w:r>
+    </w:p>
+    <w:p>
+      <w:pPr>
+        <w:pStyle w:val="Prrafodelista"/>
+        <w:spacing w:after="0"/>
+        <w:ind w:left="1080"/>
+        <w:rPr>
+          <w:rFonts w:ascii="Aptos" w:eastAsia="Aptos" w:hAnsi="Aptos" w:cs="Aptos"/>
+          <w:lang w:val="es-ES"/>
+        </w:rPr>
+      </w:pPr>
+      <w:r>
+        <w:rPr>
+          <w:rFonts w:ascii="Aptos" w:eastAsia="Aptos" w:hAnsi="Aptos" w:cs="Aptos"/>
+          <w:lang w:val="es-ES"/>
+        </w:rPr>
+        <w:lastRenderedPageBreak/>
+        <w:drawing>
+          <wp:inline distT="0" distB="0" distL="0" distR="0" wp14:anchorId="083EBA9E" wp14:editId="6989E5AF">
+            <wp:extent cx="5174428" cy="5730737"/>
+            <wp:effectExtent l="0" t="0" r="7620" b="3810"/>
+            <wp:docPr id="844327741" name="Imagen 1"/>
+            <wp:cNvGraphicFramePr>
+              <a:graphicFrameLocks xmlns:a="http://schemas.openxmlformats.org/drawingml/2006/main" noChangeAspect="1"/>
+            </wp:cNvGraphicFramePr>
+            <a:graphic xmlns:a="http://schemas.openxmlformats.org/drawingml/2006/main">
+              <a:graphicData uri="http://schemas.openxmlformats.org/drawingml/2006/picture">
+                <pic:pic xmlns:pic="http://schemas.openxmlformats.org/drawingml/2006/picture">
+                  <pic:nvPicPr>
+                    <pic:cNvPr id="844327741" name=""/>
+                    <pic:cNvPicPr/>
+                  </pic:nvPicPr>
+                  <pic:blipFill>
+                    <a:blip r:embed="rId8"/>
+                    <a:stretch>
+                      <a:fillRect/>
+                    </a:stretch>
+                  </pic:blipFill>
+                  <pic:spPr>
+                    <a:xfrm>
+                      <a:off x="0" y="0"/>
+                      <a:ext cx="5174428" cy="5730737"/>
+                    </a:xfrm>
+                    <a:prstGeom prst="rect">
+                      <a:avLst/>
+                    </a:prstGeom>
+                  </pic:spPr>
+                </pic:pic>
+              </a:graphicData>
+            </a:graphic>
+          </wp:inline>
+        </w:drawing>
+      </w:r>
+    </w:p>
+    <w:p>
+      <w:pPr>
+        <w:pStyle w:val="Prrafodelista"/>
+        <w:spacing w:after="0"/>
+        <w:rPr>
+          <w:rFonts w:ascii="Aptos" w:eastAsia="Aptos" w:hAnsi="Aptos" w:cs="Aptos"/>
+          <w:lang w:val="es-ES"/>
+        </w:rPr>
+      </w:pPr>
+      <w:r>
+        <w:rPr>
+          <w:rFonts w:ascii="Aptos" w:eastAsia="Aptos" w:hAnsi="Aptos" w:cs="Aptos"/>
+          <w:lang w:val="es-ES"/>
+        </w:rPr>
+        <w:t xml:space="preserve">Esta fase se resume en tratar de mirar cual es el símbolo que tiene cada uno, en sentido de, ir mirando como los </w:t>
+      </w:r>
+      <w:proofErr w:type="spellStart"/>
+      <w:r>
+        <w:rPr>
+          <w:rFonts w:ascii="Aptos" w:eastAsia="Aptos" w:hAnsi="Aptos" w:cs="Aptos"/>
+          <w:lang w:val="es-ES"/>
+        </w:rPr>
+        <w:t>spins</w:t>
+      </w:r>
+      <w:proofErr w:type="spellEnd"/>
+      <w:r>
+        <w:rPr>
+          <w:rFonts w:ascii="Aptos" w:eastAsia="Aptos" w:hAnsi="Aptos" w:cs="Aptos"/>
+          <w:lang w:val="es-ES"/>
+        </w:rPr>
+        <w:t xml:space="preserve"> afectan en la cantidad de símbolos que hay, por </w:t>
+      </w:r>
+      <w:proofErr w:type="gramStart"/>
+      <w:r>
+        <w:rPr>
+          <w:rFonts w:ascii="Aptos" w:eastAsia="Aptos" w:hAnsi="Aptos" w:cs="Aptos"/>
+          <w:lang w:val="es-ES"/>
+        </w:rPr>
+        <w:t>tanto</w:t>
+      </w:r>
+      <w:proofErr w:type="gramEnd"/>
+      <w:r>
+        <w:rPr>
+          <w:rFonts w:ascii="Aptos" w:eastAsia="Aptos" w:hAnsi="Aptos" w:cs="Aptos"/>
+          <w:lang w:val="es-ES"/>
+        </w:rPr>
+        <w:t xml:space="preserve"> </w:t>
+      </w:r>
+      <w:r>
+        <w:rPr>
+          <w:rFonts w:ascii="Aptos" w:eastAsia="Aptos" w:hAnsi="Aptos" w:cs="Aptos"/>
+          <w:lang w:val="es-ES"/>
+        </w:rPr>
+        <w:t xml:space="preserve">se trata de llegar al mínimo para que en la siguiente fase se encargue de poner los símbolos que deberían ser para hacer un </w:t>
+      </w:r>
+      <w:proofErr w:type="spellStart"/>
+      <w:r>
+        <w:rPr>
+          <w:rFonts w:ascii="Aptos" w:eastAsia="Aptos" w:hAnsi="Aptos" w:cs="Aptos"/>
+          <w:lang w:val="es-ES"/>
+        </w:rPr>
+        <w:t>jackpot</w:t>
+      </w:r>
+      <w:proofErr w:type="spellEnd"/>
+      <w:r>
+        <w:rPr>
+          <w:rFonts w:ascii="Aptos" w:eastAsia="Aptos" w:hAnsi="Aptos" w:cs="Aptos"/>
+          <w:lang w:val="es-ES"/>
+        </w:rPr>
+        <w:t>.</w:t>
+      </w:r>
+    </w:p>
+    <w:p>
+      <w:pPr>
+        <w:pStyle w:val="Prrafodelista"/>
+        <w:spacing w:after="0"/>
+        <w:rPr>
+          <w:rFonts w:ascii="Aptos" w:eastAsia="Aptos" w:hAnsi="Aptos" w:cs="Aptos"/>
+          <w:lang w:val="es-ES"/>
+        </w:rPr>
+      </w:pPr>
+    </w:p>
+    <w:p>
+      <w:pPr>
+        <w:pStyle w:val="Prrafodelista"/>
+        <w:numPr>
+          <w:ilvl w:val="0"/>
+          <w:numId w:val="2"/>
+        </w:numPr>
+        <w:spacing w:after="0"/>
+        <w:rPr>
+          <w:rFonts w:ascii="Aptos" w:eastAsia="Aptos" w:hAnsi="Aptos" w:cs="Aptos"/>
+          <w:lang w:val="es-ES"/>
+        </w:rPr>
+      </w:pPr>
+      <w:r>
+        <w:rPr>
+          <w:rFonts w:ascii="Aptos" w:eastAsia="Aptos" w:hAnsi="Aptos" w:cs="Aptos"/>
+          <w:lang w:val="es-ES"/>
+        </w:rPr>
+        <w:t>Fase 3:</w:t>
+      </w:r>
+    </w:p>
+    <w:p>
+      <w:pPr>
+        <w:pStyle w:val="Prrafodelista"/>
+        <w:spacing w:after="0"/>
+        <w:ind w:left="1080"/>
+        <w:rPr>
+          <w:rFonts w:ascii="Aptos" w:eastAsia="Aptos" w:hAnsi="Aptos" w:cs="Aptos"/>
+          <w:lang w:val="es-ES"/>
+        </w:rPr>
+      </w:pPr>
+      <w:r>
+        <w:rPr>
+          <w:rFonts w:ascii="Aptos" w:eastAsia="Aptos" w:hAnsi="Aptos" w:cs="Aptos"/>
+          <w:lang w:val="es-ES"/>
+        </w:rPr>
+        <w:lastRenderedPageBreak/>
+        <w:drawing>
+          <wp:inline distT="0" distB="0" distL="0" distR="0" wp14:anchorId="41E33C25" wp14:editId="4587388C">
+            <wp:extent cx="5189670" cy="2400508"/>
+            <wp:effectExtent l="0" t="0" r="0" b="0"/>
+            <wp:docPr id="447586498" name="Imagen 1"/>
+            <wp:cNvGraphicFramePr>
+              <a:graphicFrameLocks xmlns:a="http://schemas.openxmlformats.org/drawingml/2006/main" noChangeAspect="1"/>
+            </wp:cNvGraphicFramePr>
+            <a:graphic xmlns:a="http://schemas.openxmlformats.org/drawingml/2006/main">
+              <a:graphicData uri="http://schemas.openxmlformats.org/drawingml/2006/picture">
+                <pic:pic xmlns:pic="http://schemas.openxmlformats.org/drawingml/2006/picture">
+                  <pic:nvPicPr>
+                    <pic:cNvPr id="447586498" name=""/>
+                    <pic:cNvPicPr/>
+                  </pic:nvPicPr>
+                  <pic:blipFill>
+                    <a:blip r:embed="rId9"/>
+                    <a:stretch>
+                      <a:fillRect/>
+                    </a:stretch>
+                  </pic:blipFill>
+                  <pic:spPr>
+                    <a:xfrm>
+                      <a:off x="0" y="0"/>
+                      <a:ext cx="5189670" cy="2400508"/>
+                    </a:xfrm>
+                    <a:prstGeom prst="rect">
+                      <a:avLst/>
+                    </a:prstGeom>
+                  </pic:spPr>
+                </pic:pic>
+              </a:graphicData>
+            </a:graphic>
+          </wp:inline>
+        </w:drawing>
+      </w:r>
+    </w:p>
+    <w:p>
+      <w:pPr>
+        <w:pStyle w:val="Prrafodelista"/>
+        <w:spacing w:after="0"/>
+        <w:ind w:left="1080"/>
+        <w:rPr>
+          <w:rFonts w:ascii="Aptos" w:eastAsia="Aptos" w:hAnsi="Aptos" w:cs="Aptos"/>
+          <w:lang w:val="es-ES"/>
+        </w:rPr>
+      </w:pPr>
+      <w:r>
+        <w:rPr>
+          <w:rFonts w:ascii="Aptos" w:eastAsia="Aptos" w:hAnsi="Aptos" w:cs="Aptos"/>
+          <w:lang w:val="es-ES"/>
+        </w:rPr>
+        <w:t xml:space="preserve">Se resume en ir cambiando los símbolos de las ruedas hasta que se genere un </w:t>
+      </w:r>
+      <w:proofErr w:type="spellStart"/>
+      <w:r>
+        <w:rPr>
+          <w:rFonts w:ascii="Aptos" w:eastAsia="Aptos" w:hAnsi="Aptos" w:cs="Aptos"/>
+          <w:lang w:val="es-ES"/>
+        </w:rPr>
+        <w:t>jackpot</w:t>
+      </w:r>
+      <w:proofErr w:type="spellEnd"/>
+      <w:r>
+        <w:rPr>
+          <w:rFonts w:ascii="Aptos" w:eastAsia="Aptos" w:hAnsi="Aptos" w:cs="Aptos"/>
+          <w:lang w:val="es-ES"/>
+        </w:rPr>
+        <w:t xml:space="preserve"> aprovechando la información obtenida en la segunda fase.</w:t>
+      </w:r>
+    </w:p>
+    <w:p>
+      <w:pPr>
+        <w:pStyle w:val="Prrafodelista"/>
+        <w:spacing w:after="0"/>
+        <w:ind w:left="1080"/>
+        <w:rPr>
+          <w:rFonts w:ascii="Aptos" w:eastAsia="Aptos" w:hAnsi="Aptos" w:cs="Aptos"/>
+          <w:lang w:val="es-ES"/>
+        </w:rPr>
+      </w:pPr>
+    </w:p>
+    <w:p>
+      <w:pPr>
+        <w:pStyle w:val="Prrafodelista"/>
+        <w:spacing w:after="0"/>
+        <w:ind w:left="1080"/>
+        <w:rPr>
+          <w:rFonts w:ascii="Aptos" w:eastAsia="Aptos" w:hAnsi="Aptos" w:cs="Aptos"/>
+          <w:lang w:val="es-ES"/>
+        </w:rPr>
+      </w:pPr>
+      <w:r>
+        <w:rPr>
+          <w:rFonts w:ascii="Aptos" w:eastAsia="Aptos" w:hAnsi="Aptos" w:cs="Aptos"/>
+          <w:lang w:val="es-ES"/>
+        </w:rPr>
+        <w:t>MiniCiclo3:</w:t>
+      </w:r>
+    </w:p>
+    <w:p>
+      <w:pPr>
+        <w:pStyle w:val="Prrafodelista"/>
+        <w:spacing w:after="0"/>
+        <w:ind w:left="1080"/>
+        <w:rPr>
+          <w:rFonts w:ascii="Aptos" w:eastAsia="Aptos" w:hAnsi="Aptos" w:cs="Aptos"/>
+          <w:lang w:val="es-ES"/>
+        </w:rPr>
+      </w:pPr>
+      <w:proofErr w:type="spellStart"/>
+      <w:r>
+        <w:rPr>
+          <w:rFonts w:ascii="Aptos" w:eastAsia="Aptos" w:hAnsi="Aptos" w:cs="Aptos"/>
+          <w:lang w:val="es-ES"/>
+        </w:rPr>
+        <w:t>SlotMachineContest</w:t>
+      </w:r>
+      <w:r>
+        <w:rPr>
+          <w:rFonts w:ascii="Aptos" w:eastAsia="Aptos" w:hAnsi="Aptos" w:cs="Aptos"/>
+          <w:lang w:val="es-ES"/>
+        </w:rPr>
+        <w:t>-simulate</w:t>
+      </w:r>
+      <w:proofErr w:type="spellEnd"/>
+      <w:r>
+        <w:rPr>
+          <w:rFonts w:ascii="Aptos" w:eastAsia="Aptos" w:hAnsi="Aptos" w:cs="Aptos"/>
+          <w:lang w:val="es-ES"/>
+        </w:rPr>
+        <w:t>:</w:t>
+      </w:r>
+    </w:p>
+    <w:p>
+      <w:pPr>
+        <w:pStyle w:val="Prrafodelista"/>
+        <w:spacing w:after="0"/>
+        <w:ind w:left="1080"/>
+        <w:rPr>
+          <w:rFonts w:ascii="Aptos" w:eastAsia="Aptos" w:hAnsi="Aptos" w:cs="Aptos"/>
+          <w:lang w:val="es-ES"/>
+        </w:rPr>
+      </w:pPr>
+      <w:r>
+        <w:rPr>
+          <w:rFonts w:ascii="Aptos" w:eastAsia="Aptos" w:hAnsi="Aptos" w:cs="Aptos"/>
+          <w:lang w:val="es-ES"/>
+        </w:rPr>
+        <w:t xml:space="preserve">Este simplemente se encarga de ejecutar </w:t>
+      </w:r>
+      <w:proofErr w:type="spellStart"/>
+      <w:r>
+        <w:rPr>
+          <w:rFonts w:ascii="Aptos" w:eastAsia="Aptos" w:hAnsi="Aptos" w:cs="Aptos"/>
+          <w:lang w:val="es-ES"/>
+        </w:rPr>
+        <w:t>solve</w:t>
+      </w:r>
+      <w:proofErr w:type="spellEnd"/>
+      <w:r>
+        <w:rPr>
+          <w:rFonts w:ascii="Aptos" w:eastAsia="Aptos" w:hAnsi="Aptos" w:cs="Aptos"/>
+          <w:lang w:val="es-ES"/>
+        </w:rPr>
+        <w:t xml:space="preserve"> y poner la </w:t>
+      </w:r>
+      <w:proofErr w:type="spellStart"/>
+      <w:r>
+        <w:rPr>
+          <w:rFonts w:ascii="Aptos" w:eastAsia="Aptos" w:hAnsi="Aptos" w:cs="Aptos"/>
+          <w:lang w:val="es-ES"/>
+        </w:rPr>
+        <w:t>slotMachine</w:t>
+      </w:r>
+      <w:proofErr w:type="spellEnd"/>
+      <w:r>
+        <w:rPr>
+          <w:rFonts w:ascii="Aptos" w:eastAsia="Aptos" w:hAnsi="Aptos" w:cs="Aptos"/>
+          <w:lang w:val="es-ES"/>
+        </w:rPr>
+        <w:t xml:space="preserve"> en modo visible para que sea posible saber</w:t>
+      </w:r>
+      <w:r>
+        <w:rPr>
+          <w:rFonts w:ascii="Aptos" w:eastAsia="Aptos" w:hAnsi="Aptos" w:cs="Aptos"/>
+          <w:lang w:val="es-ES"/>
+        </w:rPr>
+        <w:t xml:space="preserve"> que la solución se ejecuta bien:</w:t>
+      </w:r>
+    </w:p>
+    <w:p>
+      <w:pPr>
+        <w:pStyle w:val="Prrafodelista"/>
+        <w:spacing w:after="0"/>
+        <w:ind w:left="1080"/>
+        <w:rPr>
+          <w:rFonts w:ascii="Aptos" w:eastAsia="Aptos" w:hAnsi="Aptos" w:cs="Aptos"/>
+          <w:lang w:val="es-ES"/>
+        </w:rPr>
+      </w:pPr>
+      <w:r>
+        <w:rPr>
+          <w:rFonts w:ascii="Aptos" w:eastAsia="Aptos" w:hAnsi="Aptos" w:cs="Aptos"/>
+          <w:lang w:val="es-ES"/>
+        </w:rPr>
+        <w:drawing>
+          <wp:inline distT="0" distB="0" distL="0" distR="0" wp14:anchorId="74FF68A5" wp14:editId="055E6839">
+            <wp:extent cx="4640982" cy="1996613"/>
+            <wp:effectExtent l="0" t="0" r="7620" b="3810"/>
+            <wp:docPr id="1061346148" name="Imagen 1"/>
+            <wp:cNvGraphicFramePr>
+              <a:graphicFrameLocks xmlns:a="http://schemas.openxmlformats.org/drawingml/2006/main" noChangeAspect="1"/>
+            </wp:cNvGraphicFramePr>
+            <a:graphic xmlns:a="http://schemas.openxmlformats.org/drawingml/2006/main">
+              <a:graphicData uri="http://schemas.openxmlformats.org/drawingml/2006/picture">
+                <pic:pic xmlns:pic="http://schemas.openxmlformats.org/drawingml/2006/picture">
+                  <pic:nvPicPr>
+                    <pic:cNvPr id="1061346148" name=""/>
+                    <pic:cNvPicPr/>
+                  </pic:nvPicPr>
+                  <pic:blipFill>
+                    <a:blip r:embed="rId10"/>
+                    <a:stretch>
+                      <a:fillRect/>
+                    </a:stretch>
+                  </pic:blipFill>
+                  <pic:spPr>
+                    <a:xfrm>
+                      <a:off x="0" y="0"/>
+                      <a:ext cx="4640982" cy="1996613"/>
+                    </a:xfrm>
+                    <a:prstGeom prst="rect">
+                      <a:avLst/>
+                    </a:prstGeom>
+                  </pic:spPr>
+                </pic:pic>
+              </a:graphicData>
+            </a:graphic>
+          </wp:inline>
+        </w:drawing>
+      </w:r>
+    </w:p>
+    <w:p>
+      <w:pPr>
+        <w:pStyle w:val="Prrafodelista"/>
+        <w:spacing w:after="0"/>
+        <w:ind w:left="1080"/>
+        <w:rPr>
+          <w:rFonts w:ascii="Aptos" w:eastAsia="Aptos" w:hAnsi="Aptos" w:cs="Aptos"/>
+          <w:lang w:val="es-ES"/>
+        </w:rPr>
+      </w:pPr>
+    </w:p>
+    <w:p>
+      <w:pPr>
+        <w:pStyle w:val="Prrafodelista"/>
+        <w:spacing w:after="0"/>
+        <w:rPr>
+          <w:rFonts w:ascii="Aptos" w:eastAsia="Aptos" w:hAnsi="Aptos" w:cs="Aptos"/>
+          <w:lang w:val="es-ES"/>
+        </w:rPr>
+      </w:pPr>
+    </w:p>
+    <w:p>
+      <w:pPr>
+        <w:pStyle w:val="Prrafodelista"/>
+        <w:numPr>
+          <w:ilvl w:val="0"/>
+          <w:numId w:val="1"/>
+        </w:numPr>
+        <w:spacing w:after="0"/>
+        <w:rPr>
+          <w:rFonts w:ascii="Aptos" w:eastAsia="Aptos" w:hAnsi="Aptos" w:cs="Aptos"/>
+        </w:rPr>
+      </w:pPr>
+      <w:r>
+        <w:rPr>
+          <w:rFonts w:ascii="Aptos" w:eastAsia="Aptos" w:hAnsi="Aptos" w:cs="Aptos"/>
+        </w:rPr>
+        <w:t xml:space="preserve">¿Cuál es el estado actual del proyecto en términos de </w:t>
+      </w:r>
+      <w:proofErr w:type="spellStart"/>
+      <w:r>
+        <w:rPr>
+          <w:rFonts w:ascii="Aptos" w:eastAsia="Aptos" w:hAnsi="Aptos" w:cs="Aptos"/>
+        </w:rPr>
+        <w:t>mini-ciclos</w:t>
+      </w:r>
+      <w:proofErr w:type="spellEnd"/>
+      <w:r>
+        <w:rPr>
+          <w:rFonts w:ascii="Aptos" w:eastAsia="Aptos" w:hAnsi="Aptos" w:cs="Aptos"/>
+        </w:rPr>
+        <w:t xml:space="preserve">? </w:t>
+      </w:r>
+      <w:r>
+        <w:rPr>
+          <w:rFonts w:ascii="Aptos" w:eastAsia="Aptos" w:hAnsi="Aptos" w:cs="Aptos"/>
+        </w:rPr>
+        <w:t>¿por qué?</w:t>
+      </w:r>
+    </w:p>
+    <w:p>
+      <w:pPr>
+        <w:pStyle w:val="Prrafodelista"/>
+        <w:spacing w:after="0"/>
+      </w:pPr>
+      <w:r>
+        <w:rPr>
+          <w:rFonts w:ascii="Aptos" w:eastAsia="Aptos" w:hAnsi="Aptos" w:cs="Aptos"/>
+          <w:lang w:val="es-ES"/>
+        </w:rPr>
+        <w:t xml:space="preserve">El estado es finalizado, logramos realizar los </w:t>
+      </w:r>
+      <w:proofErr w:type="spellStart"/>
+      <w:r>
+        <w:rPr>
+          <w:rFonts w:ascii="Aptos" w:eastAsia="Aptos" w:hAnsi="Aptos" w:cs="Aptos"/>
+          <w:lang w:val="es-ES"/>
+        </w:rPr>
+        <w:t>miniCiclos</w:t>
+      </w:r>
+      <w:proofErr w:type="spellEnd"/>
+      <w:r>
+        <w:rPr>
+          <w:rFonts w:ascii="Aptos" w:eastAsia="Aptos" w:hAnsi="Aptos" w:cs="Aptos"/>
+          <w:lang w:val="es-ES"/>
+        </w:rPr>
+        <w:t xml:space="preserve"> correctamente y pudimos realizar este </w:t>
+      </w:r>
+      <w:r>
+        <w:rPr>
+          <w:rFonts w:ascii="Aptos" w:eastAsia="Aptos" w:hAnsi="Aptos" w:cs="Aptos"/>
+          <w:lang w:val="es-ES"/>
+        </w:rPr>
+        <w:t>tercer</w:t>
+      </w:r>
+      <w:r>
+        <w:rPr>
+          <w:rFonts w:ascii="Aptos" w:eastAsia="Aptos" w:hAnsi="Aptos" w:cs="Aptos"/>
+          <w:lang w:val="es-ES"/>
+        </w:rPr>
+        <w:t xml:space="preserve"> ciclo de manera correcta.</w:t>
+      </w:r>
+    </w:p>
+    <w:p>
+      <w:pPr>
+        <w:pStyle w:val="Prrafodelista"/>
+        <w:spacing w:after="0"/>
+        <w:rPr>
+          <w:rFonts w:ascii="Aptos" w:eastAsia="Aptos" w:hAnsi="Aptos" w:cs="Aptos"/>
+        </w:rPr>
+      </w:pPr>
+    </w:p>
+    <w:p>
+      <w:pPr>
+        <w:pStyle w:val="Prrafodelista"/>
+        <w:numPr>
+          <w:ilvl w:val="0"/>
+          <w:numId w:val="1"/>
+        </w:numPr>
+        <w:spacing w:after="0"/>
+        <w:rPr>
+          <w:rFonts w:ascii="Aptos" w:eastAsia="Aptos" w:hAnsi="Aptos" w:cs="Aptos"/>
+          <w:lang w:val="en-US"/>
+        </w:rPr>
+      </w:pPr>
+      <w:r>
+        <w:rPr>
+          <w:rFonts w:ascii="Aptos" w:eastAsia="Aptos" w:hAnsi="Aptos" w:cs="Aptos"/>
+        </w:rPr>
+        <w:t xml:space="preserve">¿Cuál fue el tiempo total invertido por cada uno de ustedes? </w:t>
+      </w:r>
+      <w:r>
+        <w:rPr>
+          <w:rFonts w:ascii="Aptos" w:eastAsia="Aptos" w:hAnsi="Aptos" w:cs="Aptos"/>
+          <w:lang w:val="en-US"/>
+        </w:rPr>
+        <w:t>(Horas/Hombre)</w:t>
+      </w:r>
+    </w:p>
+    <w:p>
+      <w:pPr>
+        <w:pStyle w:val="Prrafodelista"/>
+        <w:spacing w:after="0"/>
+      </w:pPr>
+      <w:r>
+        <w:rPr>
+          <w:rFonts w:ascii="Aptos" w:eastAsia="Aptos" w:hAnsi="Aptos" w:cs="Aptos"/>
+        </w:rPr>
+        <w:t xml:space="preserve">Por parte de </w:t>
+      </w:r>
+      <w:r>
+        <w:rPr>
+          <w:rFonts w:ascii="Aptos" w:eastAsia="Aptos" w:hAnsi="Aptos" w:cs="Aptos"/>
+        </w:rPr>
+        <w:t>cada uno</w:t>
+      </w:r>
+      <w:r>
+        <w:rPr>
+          <w:rFonts w:ascii="Aptos" w:eastAsia="Aptos" w:hAnsi="Aptos" w:cs="Aptos"/>
+        </w:rPr>
+        <w:t xml:space="preserve">, el tiempo invertido fue de </w:t>
+      </w:r>
+      <w:r>
+        <w:rPr>
+          <w:rFonts w:ascii="Aptos" w:eastAsia="Aptos" w:hAnsi="Aptos" w:cs="Aptos"/>
+        </w:rPr>
+        <w:t>18 horas</w:t>
+      </w:r>
+      <w:r>
+        <w:rPr>
+          <w:rFonts w:ascii="Aptos" w:eastAsia="Aptos" w:hAnsi="Aptos" w:cs="Aptos"/>
+        </w:rPr>
+        <w:t>.</w:t>
+      </w:r>
+    </w:p>
+    <w:p>
+      <w:pPr>
+        <w:pStyle w:val="Prrafodelista"/>
+        <w:spacing w:after="0"/>
+        <w:rPr>
+          <w:rFonts w:ascii="Aptos" w:eastAsia="Aptos" w:hAnsi="Aptos" w:cs="Aptos"/>
+        </w:rPr>
+      </w:pPr>
+    </w:p>
+    <w:p>
+      <w:pPr>
+        <w:pStyle w:val="Prrafodelista"/>
+        <w:numPr>
+          <w:ilvl w:val="0"/>
+          <w:numId w:val="1"/>
+        </w:numPr>
+        <w:spacing w:after="0"/>
+        <w:rPr>
+          <w:rFonts w:ascii="Aptos" w:eastAsia="Aptos" w:hAnsi="Aptos" w:cs="Aptos"/>
+          <w:lang w:val="en-US"/>
+        </w:rPr>
+      </w:pPr>
+      <w:r>
+        <w:rPr>
+          <w:rFonts w:ascii="Aptos" w:eastAsia="Aptos" w:hAnsi="Aptos" w:cs="Aptos"/>
+        </w:rPr>
+        <w:t xml:space="preserve">¿Cuál consideran fue el mayor logro? </w:t>
+      </w:r>
+      <w:r>
+        <w:rPr>
+          <w:rFonts w:ascii="Aptos" w:eastAsia="Aptos" w:hAnsi="Aptos" w:cs="Aptos"/>
+          <w:lang w:val="en-US"/>
+        </w:rPr>
+        <w:t xml:space="preserve">¿Por </w:t>
+      </w:r>
+      <w:proofErr w:type="spellStart"/>
+      <w:r>
+        <w:rPr>
+          <w:rFonts w:ascii="Aptos" w:eastAsia="Aptos" w:hAnsi="Aptos" w:cs="Aptos"/>
+          <w:lang w:val="en-US"/>
+        </w:rPr>
+        <w:t>qué</w:t>
+      </w:r>
+      <w:proofErr w:type="spellEnd"/>
+      <w:r>
+        <w:rPr>
+          <w:rFonts w:ascii="Aptos" w:eastAsia="Aptos" w:hAnsi="Aptos" w:cs="Aptos"/>
+          <w:lang w:val="en-US"/>
+        </w:rPr>
+        <w:t>?</w:t>
+      </w:r>
+    </w:p>
+    <w:p>
+      <w:pPr>
+        <w:pStyle w:val="Prrafodelista"/>
+        <w:spacing w:after="0"/>
+      </w:pPr>
+      <w:r>
+        <w:rPr>
+          <w:rFonts w:ascii="Aptos" w:eastAsia="Aptos" w:hAnsi="Aptos" w:cs="Aptos"/>
+          <w:lang w:val="es-ES"/>
+        </w:rPr>
+        <w:t xml:space="preserve">El mayor logro fue haber </w:t>
+      </w:r>
+      <w:r>
+        <w:rPr>
+          <w:rFonts w:ascii="Aptos" w:eastAsia="Aptos" w:hAnsi="Aptos" w:cs="Aptos"/>
+          <w:lang w:val="es-ES"/>
+        </w:rPr>
+        <w:t xml:space="preserve">logrado finalizar el reto de ese concurso con respecto a la </w:t>
+      </w:r>
+      <w:proofErr w:type="spellStart"/>
+      <w:r>
+        <w:rPr>
+          <w:rFonts w:ascii="Aptos" w:eastAsia="Aptos" w:hAnsi="Aptos" w:cs="Aptos"/>
+          <w:lang w:val="es-ES"/>
+        </w:rPr>
+        <w:t>slotMachine</w:t>
+      </w:r>
+      <w:proofErr w:type="spellEnd"/>
+      <w:r>
+        <w:rPr>
+          <w:rFonts w:ascii="Aptos" w:eastAsia="Aptos" w:hAnsi="Aptos" w:cs="Aptos"/>
+          <w:lang w:val="es-ES"/>
+        </w:rPr>
+        <w:t>.</w:t>
+      </w:r>
+    </w:p>
+    <w:p>
+      <w:pPr>
+        <w:pStyle w:val="Prrafodelista"/>
+        <w:spacing w:after="0"/>
+        <w:rPr>
+          <w:rFonts w:ascii="Aptos" w:eastAsia="Aptos" w:hAnsi="Aptos" w:cs="Aptos"/>
+        </w:rPr>
+      </w:pPr>
+    </w:p>
+    <w:p>
+      <w:pPr>
+        <w:pStyle w:val="Prrafodelista"/>
+        <w:numPr>
+          <w:ilvl w:val="0"/>
+          <w:numId w:val="1"/>
+        </w:numPr>
+        <w:spacing w:after="0"/>
+        <w:rPr>
+          <w:rFonts w:ascii="Aptos" w:eastAsia="Aptos" w:hAnsi="Aptos" w:cs="Aptos"/>
+          <w:lang w:val="en-US"/>
+        </w:rPr>
+      </w:pPr>
+      <w:r>
+        <w:rPr>
+          <w:rFonts w:ascii="Aptos" w:eastAsia="Aptos" w:hAnsi="Aptos" w:cs="Aptos"/>
+        </w:rPr>
+        <w:lastRenderedPageBreak/>
+        <w:t xml:space="preserve">¿Cuál consideran que fue el mayor problema técnico? </w:t>
+      </w:r>
+      <w:r>
+        <w:rPr>
+          <w:rFonts w:ascii="Aptos" w:eastAsia="Aptos" w:hAnsi="Aptos" w:cs="Aptos"/>
+          <w:lang w:val="en-US"/>
+        </w:rPr>
+        <w:t>¿</w:t>
+      </w:r>
+      <w:proofErr w:type="spellStart"/>
+      <w:r>
+        <w:rPr>
+          <w:rFonts w:ascii="Aptos" w:eastAsia="Aptos" w:hAnsi="Aptos" w:cs="Aptos"/>
+          <w:lang w:val="en-US"/>
+        </w:rPr>
+        <w:t>Qué</w:t>
+      </w:r>
+      <w:proofErr w:type="spellEnd"/>
+      <w:r>
+        <w:rPr>
+          <w:rFonts w:ascii="Aptos" w:eastAsia="Aptos" w:hAnsi="Aptos" w:cs="Aptos"/>
+          <w:lang w:val="en-US"/>
+        </w:rPr>
+        <w:t xml:space="preserve"> </w:t>
+      </w:r>
+      <w:proofErr w:type="spellStart"/>
+      <w:r>
+        <w:rPr>
+          <w:rFonts w:ascii="Aptos" w:eastAsia="Aptos" w:hAnsi="Aptos" w:cs="Aptos"/>
+          <w:lang w:val="en-US"/>
+        </w:rPr>
+        <w:t>hicieron</w:t>
+      </w:r>
+      <w:proofErr w:type="spellEnd"/>
+      <w:r>
+        <w:rPr>
+          <w:rFonts w:ascii="Aptos" w:eastAsia="Aptos" w:hAnsi="Aptos" w:cs="Aptos"/>
+          <w:lang w:val="en-US"/>
+        </w:rPr>
+        <w:t xml:space="preserve"> para </w:t>
+      </w:r>
+      <w:proofErr w:type="spellStart"/>
+      <w:r>
+        <w:rPr>
+          <w:rFonts w:ascii="Aptos" w:eastAsia="Aptos" w:hAnsi="Aptos" w:cs="Aptos"/>
+          <w:lang w:val="en-US"/>
+        </w:rPr>
+        <w:t>resolverlo</w:t>
+      </w:r>
+      <w:proofErr w:type="spellEnd"/>
+      <w:r>
+        <w:rPr>
+          <w:rFonts w:ascii="Aptos" w:eastAsia="Aptos" w:hAnsi="Aptos" w:cs="Aptos"/>
+          <w:lang w:val="en-US"/>
+        </w:rPr>
+        <w:t>?</w:t>
+      </w:r>
+    </w:p>
+    <w:p>
+      <w:pPr>
+        <w:pStyle w:val="Prrafodelista"/>
+        <w:spacing w:after="0"/>
+      </w:pPr>
+      <w:r>
+        <w:rPr>
+          <w:rFonts w:ascii="Aptos" w:eastAsia="Aptos" w:hAnsi="Aptos" w:cs="Aptos"/>
+          <w:lang w:val="es-ES"/>
+        </w:rPr>
+        <w:t xml:space="preserve">El mayor problema técnico fue entender la solución </w:t>
+      </w:r>
+      <w:r>
+        <w:rPr>
+          <w:rFonts w:ascii="Aptos" w:eastAsia="Aptos" w:hAnsi="Aptos" w:cs="Aptos"/>
+          <w:lang w:val="es-ES"/>
+        </w:rPr>
+        <w:t>del problema del concurso. Para solucionarlo, lo mejor fue verlo varias veces ir reinterpretando lo que decía, porque después de tantas veces ahora la forma de solucionarlo es bastante obvia, pero pues en su momento no lo era para nada.</w:t>
+      </w:r>
+    </w:p>
+    <w:p>
+      <w:pPr>
+        <w:pStyle w:val="Prrafodelista"/>
+        <w:spacing w:after="0"/>
+        <w:rPr>
+          <w:rFonts w:ascii="Aptos" w:eastAsia="Aptos" w:hAnsi="Aptos" w:cs="Aptos"/>
+        </w:rPr>
+      </w:pPr>
+    </w:p>
+    <w:p>
+      <w:pPr>
+        <w:pStyle w:val="Prrafodelista"/>
+        <w:spacing w:after="0"/>
+        <w:rPr>
+          <w:rFonts w:ascii="Aptos" w:eastAsia="Aptos" w:hAnsi="Aptos" w:cs="Aptos"/>
+        </w:rPr>
+      </w:pPr>
+    </w:p>
+    <w:p>
+      <w:pPr>
+        <w:pStyle w:val="Prrafodelista"/>
+        <w:numPr>
+          <w:ilvl w:val="0"/>
+          <w:numId w:val="1"/>
+        </w:numPr>
+        <w:spacing w:after="0"/>
+        <w:rPr>
+          <w:rFonts w:ascii="Aptos" w:eastAsia="Aptos" w:hAnsi="Aptos" w:cs="Aptos"/>
+        </w:rPr>
+      </w:pPr>
+      <w:r>
+        <w:rPr>
+          <w:rFonts w:ascii="Aptos" w:eastAsia="Aptos" w:hAnsi="Aptos" w:cs="Aptos"/>
+        </w:rPr>
+        <w:t>¿Qué hicieron bien como equipo? ¿Qué se comprometen a hacer para mejorar los resultados?</w:t>
+      </w:r>
+    </w:p>
+    <w:p>
+      <w:pPr>
+        <w:pStyle w:val="Prrafodelista"/>
+        <w:spacing w:after="0"/>
+      </w:pPr>
+      <w:r>
+        <w:rPr>
+          <w:rFonts w:ascii="Aptos" w:eastAsia="Aptos" w:hAnsi="Aptos" w:cs="Aptos"/>
+          <w:lang w:val="es-ES"/>
+        </w:rPr>
+        <w:t xml:space="preserve">Aplicar </w:t>
+      </w:r>
+      <w:proofErr w:type="spellStart"/>
+      <w:r>
+        <w:rPr>
+          <w:rFonts w:ascii="Aptos" w:eastAsia="Aptos" w:hAnsi="Aptos" w:cs="Aptos"/>
+          <w:lang w:val="es-ES"/>
+        </w:rPr>
+        <w:t>pair</w:t>
+      </w:r>
+      <w:proofErr w:type="spellEnd"/>
+      <w:r>
+        <w:rPr>
+          <w:rFonts w:ascii="Aptos" w:eastAsia="Aptos" w:hAnsi="Aptos" w:cs="Aptos"/>
+          <w:lang w:val="es-ES"/>
+        </w:rPr>
+        <w:t xml:space="preserve"> </w:t>
+      </w:r>
+      <w:proofErr w:type="spellStart"/>
+      <w:r>
+        <w:rPr>
+          <w:rFonts w:ascii="Aptos" w:eastAsia="Aptos" w:hAnsi="Aptos" w:cs="Aptos"/>
+          <w:lang w:val="es-ES"/>
+        </w:rPr>
+        <w:t>programming</w:t>
+      </w:r>
+      <w:proofErr w:type="spellEnd"/>
+      <w:r>
+        <w:rPr>
+          <w:rFonts w:ascii="Aptos" w:eastAsia="Aptos" w:hAnsi="Aptos" w:cs="Aptos"/>
+          <w:lang w:val="es-ES"/>
+        </w:rPr>
+        <w:t xml:space="preserve"> para lograr crear el código </w:t>
+      </w:r>
+      <w:proofErr w:type="gramStart"/>
+      <w:r>
+        <w:rPr>
+          <w:rFonts w:ascii="Aptos" w:eastAsia="Aptos" w:hAnsi="Aptos" w:cs="Aptos"/>
+          <w:lang w:val="es-ES"/>
+        </w:rPr>
+        <w:t>de acuerdo a</w:t>
+      </w:r>
+      <w:proofErr w:type="gramEnd"/>
+      <w:r>
+        <w:rPr>
+          <w:rFonts w:ascii="Aptos" w:eastAsia="Aptos" w:hAnsi="Aptos" w:cs="Aptos"/>
+          <w:lang w:val="es-ES"/>
+        </w:rPr>
+        <w:t xml:space="preserve"> la solución propuesta.</w:t>
+      </w:r>
+    </w:p>
+    <w:p>
+      <w:pPr>
+        <w:pStyle w:val="Prrafodelista"/>
+        <w:spacing w:after="0"/>
+        <w:rPr>
+          <w:rFonts w:ascii="Aptos" w:eastAsia="Aptos" w:hAnsi="Aptos" w:cs="Aptos"/>
+        </w:rPr>
+      </w:pPr>
+    </w:p>
+    <w:p>
+      <w:pPr>
+        <w:pStyle w:val="Prrafodelista"/>
+        <w:numPr>
+          <w:ilvl w:val="0"/>
+          <w:numId w:val="1"/>
+        </w:numPr>
+        <w:spacing w:after="0"/>
+        <w:rPr>
+          <w:rFonts w:ascii="Aptos" w:eastAsia="Aptos" w:hAnsi="Aptos" w:cs="Aptos"/>
+          <w:lang w:val="en-US"/>
+        </w:rPr>
+      </w:pPr>
+      <w:r>
+        <w:rPr>
+          <w:rFonts w:ascii="Aptos" w:eastAsia="Aptos" w:hAnsi="Aptos" w:cs="Aptos"/>
+        </w:rPr>
+        <w:t xml:space="preserve">Considerando las prácticas XP incluidas en los laboratorios. ¿cuál fue la más útil? </w:t>
+      </w:r>
+      <w:r>
+        <w:rPr>
+          <w:rFonts w:ascii="Aptos" w:eastAsia="Aptos" w:hAnsi="Aptos" w:cs="Aptos"/>
+          <w:lang w:val="en-US"/>
+        </w:rPr>
+        <w:t>¿</w:t>
+      </w:r>
+      <w:proofErr w:type="spellStart"/>
+      <w:proofErr w:type="gramStart"/>
+      <w:r>
+        <w:rPr>
+          <w:rFonts w:ascii="Aptos" w:eastAsia="Aptos" w:hAnsi="Aptos" w:cs="Aptos"/>
+          <w:lang w:val="en-US"/>
+        </w:rPr>
+        <w:t>por</w:t>
+      </w:r>
+      <w:proofErr w:type="spellEnd"/>
+      <w:proofErr w:type="gramEnd"/>
+      <w:r>
+        <w:rPr>
+          <w:rFonts w:ascii="Aptos" w:eastAsia="Aptos" w:hAnsi="Aptos" w:cs="Aptos"/>
+          <w:lang w:val="en-US"/>
+        </w:rPr>
+        <w:t xml:space="preserve"> </w:t>
+      </w:r>
+      <w:proofErr w:type="spellStart"/>
+      <w:r>
+        <w:rPr>
+          <w:rFonts w:ascii="Aptos" w:eastAsia="Aptos" w:hAnsi="Aptos" w:cs="Aptos"/>
+          <w:lang w:val="en-US"/>
+        </w:rPr>
+        <w:t>qué</w:t>
+      </w:r>
+      <w:proofErr w:type="spellEnd"/>
+      <w:r>
+        <w:rPr>
+          <w:rFonts w:ascii="Aptos" w:eastAsia="Aptos" w:hAnsi="Aptos" w:cs="Aptos"/>
+          <w:lang w:val="en-US"/>
+        </w:rPr>
+        <w:t>?</w:t>
+      </w:r>
+    </w:p>
+    <w:p>
+      <w:pPr>
+        <w:pStyle w:val="Prrafodelista"/>
+        <w:spacing w:after="0"/>
+        <w:rPr>
+          <w:rFonts w:ascii="Aptos" w:eastAsia="Aptos" w:hAnsi="Aptos" w:cs="Aptos"/>
+          <w:lang w:val="es-ES"/>
+        </w:rPr>
+      </w:pPr>
+      <w:r>
+        <w:rPr>
+          <w:rFonts w:ascii="Aptos" w:eastAsia="Aptos" w:hAnsi="Aptos" w:cs="Aptos"/>
+          <w:lang w:val="es-ES"/>
+        </w:rPr>
+        <w:t xml:space="preserve">Pair </w:t>
+      </w:r>
+      <w:proofErr w:type="spellStart"/>
+      <w:r>
+        <w:rPr>
+          <w:rFonts w:ascii="Aptos" w:eastAsia="Aptos" w:hAnsi="Aptos" w:cs="Aptos"/>
+          <w:lang w:val="es-ES"/>
+        </w:rPr>
+        <w:t>Programming</w:t>
+      </w:r>
+      <w:proofErr w:type="spellEnd"/>
+      <w:r>
+        <w:rPr>
+          <w:rFonts w:ascii="Aptos" w:eastAsia="Aptos" w:hAnsi="Aptos" w:cs="Aptos"/>
+          <w:lang w:val="es-ES"/>
+        </w:rPr>
+        <w:t xml:space="preserve">, por lo general mientras que uno programa y ve como el otro desarrollaba pruebas, el otro iba verificando que funcionaran y a la hora de crear el </w:t>
+      </w:r>
+      <w:proofErr w:type="spellStart"/>
+      <w:r>
+        <w:rPr>
+          <w:rFonts w:ascii="Aptos" w:eastAsia="Aptos" w:hAnsi="Aptos" w:cs="Aptos"/>
+          <w:lang w:val="es-ES"/>
+        </w:rPr>
+        <w:t>codigo</w:t>
+      </w:r>
+      <w:proofErr w:type="spellEnd"/>
+      <w:r>
+        <w:rPr>
+          <w:rFonts w:ascii="Aptos" w:eastAsia="Aptos" w:hAnsi="Aptos" w:cs="Aptos"/>
+          <w:lang w:val="es-ES"/>
+        </w:rPr>
+        <w:t xml:space="preserve">, </w:t>
+      </w:r>
+      <w:proofErr w:type="spellStart"/>
+      <w:r>
+        <w:rPr>
+          <w:rFonts w:ascii="Aptos" w:eastAsia="Aptos" w:hAnsi="Aptos" w:cs="Aptos"/>
+          <w:lang w:val="es-ES"/>
+        </w:rPr>
+        <w:t>haciamos</w:t>
+      </w:r>
+      <w:proofErr w:type="spellEnd"/>
+      <w:r>
+        <w:rPr>
+          <w:rFonts w:ascii="Aptos" w:eastAsia="Aptos" w:hAnsi="Aptos" w:cs="Aptos"/>
+          <w:lang w:val="es-ES"/>
+        </w:rPr>
+        <w:t xml:space="preserve"> lo mismo.</w:t>
+      </w:r>
+    </w:p>
+    <w:p>
+      <w:pPr>
+        <w:pStyle w:val="Prrafodelista"/>
+        <w:spacing w:after="0"/>
+        <w:rPr>
+          <w:rFonts w:ascii="Aptos" w:eastAsia="Aptos" w:hAnsi="Aptos" w:cs="Aptos"/>
+        </w:rPr>
+      </w:pPr>
+    </w:p>
+    <w:p>
+      <w:pPr>
+        <w:pStyle w:val="Prrafodelista"/>
+        <w:numPr>
+          <w:ilvl w:val="0"/>
+          <w:numId w:val="1"/>
+        </w:numPr>
+        <w:spacing w:after="0"/>
+        <w:rPr>
+          <w:rFonts w:ascii="Aptos" w:eastAsia="Aptos" w:hAnsi="Aptos" w:cs="Aptos"/>
+        </w:rPr>
+      </w:pPr>
+      <w:r>
+        <w:rPr>
+          <w:rFonts w:ascii="Aptos" w:eastAsia="Aptos" w:hAnsi="Aptos" w:cs="Aptos"/>
+        </w:rPr>
+        <w:t xml:space="preserve">¿Qué referencias usaron? ¿Cuál fue la más útil? </w:t>
+      </w:r>
+    </w:p>
+    <w:p>
+      <w:pPr>
+        <w:pStyle w:val="Prrafodelista"/>
+        <w:spacing w:after="0"/>
+      </w:pPr>
+      <w:r>
+        <w:rPr>
+          <w:rFonts w:ascii="Aptos" w:eastAsia="Aptos" w:hAnsi="Aptos" w:cs="Aptos"/>
+          <w:lang w:val="es-ES"/>
+        </w:rPr>
+        <w:t xml:space="preserve">La única referencia fue el video de la solución del concurso, porque realmente era usar todo el código que ya habíamos creado para la </w:t>
+      </w:r>
+      <w:proofErr w:type="spellStart"/>
+      <w:r>
+        <w:rPr>
+          <w:rFonts w:ascii="Aptos" w:eastAsia="Aptos" w:hAnsi="Aptos" w:cs="Aptos"/>
+          <w:lang w:val="es-ES"/>
+        </w:rPr>
+        <w:t>slotMachine</w:t>
+      </w:r>
+      <w:proofErr w:type="spellEnd"/>
+      <w:r>
+        <w:rPr>
+          <w:rFonts w:ascii="Aptos" w:eastAsia="Aptos" w:hAnsi="Aptos" w:cs="Aptos"/>
+          <w:lang w:val="es-ES"/>
+        </w:rPr>
+        <w:t xml:space="preserve"> e implementarlo de tal manera que fuera </w:t>
+      </w:r>
+      <w:r>
+        <w:rPr>
+          <w:rFonts w:ascii="Aptos" w:eastAsia="Aptos" w:hAnsi="Aptos" w:cs="Aptos"/>
+          <w:lang w:val="es-ES"/>
+        </w:rPr>
+        <w:t>posible hacer la solución del problema.</w:t>
+      </w:r>
+    </w:p>
+    <w:p>
+      <w:pPr>
+        <w:rPr>
+          <w:lang w:val="es-CO"/>
+        </w:rPr>
+      </w:pPr>
+    </w:p>
+    <w:p>
+      <w:pPr>
+        <w:rPr>
+          <w:lang w:val="es-CO"/>
+        </w:rPr>
+      </w:pPr>
+    </w:p>
     <w:sectPr>
-      <w:pgSz w:w="11906" w:h="16838" w:orient="portrait"/>
+      <w:pgSz w:w="11906" w:h="16838"/>
       <w:pgMar w:top="1440" w:right="1440" w:bottom="1440" w:left="1440" w:header="720" w:footer="720" w:gutter="0"/>
       <w:cols w:space="720"/>
       <w:docGrid w:linePitch="360"/>
@@ -13,12 +1840,221 @@
 </w:document>
 </file>
 
+<file path=word/numbering.xml><?xml version="1.0" encoding="utf-8"?>
+<w:numbering xmlns:wpc="http://schemas.microsoft.com/office/word/2010/wordprocessingCanvas" xmlns:cx="http://schemas.microsoft.com/office/drawing/2014/chartex" xmlns:cx1="http://schemas.microsoft.com/office/drawing/2015/9/8/chartex" xmlns:cx2="http://schemas.microsoft.com/office/drawing/2015/10/21/chartex" xmlns:cx3="http://schemas.microsoft.com/office/drawing/2016/5/9/chartex" xmlns:cx4="http://schemas.microsoft.com/office/drawing/2016/5/10/chartex" xmlns:cx5="http://schemas.microsoft.com/office/drawing/2016/5/11/chartex" xmlns:cx6="http://schemas.microsoft.com/office/drawing/2016/5/12/chartex" xmlns:cx7="http://schemas.microsoft.com/office/drawing/2016/5/13/chartex" xmlns:cx8="http://schemas.microsoft.com/office/drawing/2016/5/14/chartex" xmlns:mc="http://schemas.openxmlformats.org/markup-compatibility/2006" xmlns:aink="http://schemas.microsoft.com/office/drawing/2016/ink" xmlns:am3d="http://schemas.microsoft.com/office/drawing/2017/model3d" xmlns:o="urn:schemas-microsoft-com:office:office" xmlns:oel="http://schemas.microsoft.com/office/2019/extlst" xmlns:r="http://schemas.openxmlformats.org/officeDocument/2006/relationships" xmlns:m="http://schemas.openxmlformats.org/officeDocument/2006/math" xmlns:v="urn:schemas-microsoft-com:vml" xmlns:wp14="http://schemas.microsoft.com/office/word/2010/wordprocessingDrawing" xmlns:wp="http://schemas.openxmlformats.org/drawingml/2006/wordprocessingDrawing" xmlns:w10="urn:schemas-microsoft-com:office:word" xmlns:w="http://schemas.openxmlformats.org/wordprocessingml/2006/main" xmlns:w14="http://schemas.microsoft.com/office/word/2010/wordml" xmlns:w15="http://schemas.microsoft.com/office/word/2012/wordml" xmlns:w16cex="http://schemas.microsoft.com/office/word/2018/wordml/cex" xmlns:w16cid="http://schemas.microsoft.com/office/word/2016/wordml/cid" xmlns:w16="http://schemas.microsoft.com/office/word/2018/wordml" xmlns:w16du="http://schemas.microsoft.com/office/word/2023/wordml/word16du" xmlns:w16sdtdh="http://schemas.microsoft.com/office/word/2020/wordml/sdtdatahash" xmlns:w16sdtfl="http://schemas.microsoft.com/office/word/2024/wordml/sdtformatlock" xmlns:w16se="http://schemas.microsoft.com/office/word/2015/wordml/symex" xmlns:wpg="http://schemas.microsoft.com/office/word/2010/wordprocessingGroup" xmlns:wpi="http://schemas.microsoft.com/office/word/2010/wordprocessingInk" xmlns:wne="http://schemas.microsoft.com/office/word/2006/wordml" xmlns:wps="http://schemas.microsoft.com/office/word/2010/wordprocessingShape" mc:Ignorable="w14 w15 w16se w16cid w16 w16cex w16sdtdh w16sdtfl w16du wp14">
+  <w:abstractNum w:abstractNumId="0" w15:restartNumberingAfterBreak="0">
+    <w:nsid w:val="24307925"/>
+    <w:multiLevelType w:val="hybridMultilevel"/>
+    <w:tmpl w:val="8350FAB8"/>
+    <w:lvl w:ilvl="0" w:tplc="2250999C">
+      <w:numFmt w:val="bullet"/>
+      <w:lvlText w:val="-"/>
+      <w:lvlJc w:val="left"/>
+      <w:pPr>
+        <w:ind w:left="1080" w:hanging="360"/>
+      </w:pPr>
+      <w:rPr>
+        <w:rFonts w:ascii="Aptos" w:eastAsia="Aptos" w:hAnsi="Aptos" w:cs="Aptos" w:hint="default"/>
+      </w:rPr>
+    </w:lvl>
+    <w:lvl w:ilvl="1" w:tplc="240A0003" w:tentative="1">
+      <w:start w:val="1"/>
+      <w:numFmt w:val="bullet"/>
+      <w:lvlText w:val="o"/>
+      <w:lvlJc w:val="left"/>
+      <w:pPr>
+        <w:ind w:left="1800" w:hanging="360"/>
+      </w:pPr>
+      <w:rPr>
+        <w:rFonts w:ascii="Courier New" w:hAnsi="Courier New" w:cs="Courier New" w:hint="default"/>
+      </w:rPr>
+    </w:lvl>
+    <w:lvl w:ilvl="2" w:tplc="240A0005" w:tentative="1">
+      <w:start w:val="1"/>
+      <w:numFmt w:val="bullet"/>
+      <w:lvlText w:val=""/>
+      <w:lvlJc w:val="left"/>
+      <w:pPr>
+        <w:ind w:left="2520" w:hanging="360"/>
+      </w:pPr>
+      <w:rPr>
+        <w:rFonts w:ascii="Wingdings" w:hAnsi="Wingdings" w:hint="default"/>
+      </w:rPr>
+    </w:lvl>
+    <w:lvl w:ilvl="3" w:tplc="240A0001" w:tentative="1">
+      <w:start w:val="1"/>
+      <w:numFmt w:val="bullet"/>
+      <w:lvlText w:val=""/>
+      <w:lvlJc w:val="left"/>
+      <w:pPr>
+        <w:ind w:left="3240" w:hanging="360"/>
+      </w:pPr>
+      <w:rPr>
+        <w:rFonts w:ascii="Symbol" w:hAnsi="Symbol" w:hint="default"/>
+      </w:rPr>
+    </w:lvl>
+    <w:lvl w:ilvl="4" w:tplc="240A0003" w:tentative="1">
+      <w:start w:val="1"/>
+      <w:numFmt w:val="bullet"/>
+      <w:lvlText w:val="o"/>
+      <w:lvlJc w:val="left"/>
+      <w:pPr>
+        <w:ind w:left="3960" w:hanging="360"/>
+      </w:pPr>
+      <w:rPr>
+        <w:rFonts w:ascii="Courier New" w:hAnsi="Courier New" w:cs="Courier New" w:hint="default"/>
+      </w:rPr>
+    </w:lvl>
+    <w:lvl w:ilvl="5" w:tplc="240A0005" w:tentative="1">
+      <w:start w:val="1"/>
+      <w:numFmt w:val="bullet"/>
+      <w:lvlText w:val=""/>
+      <w:lvlJc w:val="left"/>
+      <w:pPr>
+        <w:ind w:left="4680" w:hanging="360"/>
+      </w:pPr>
+      <w:rPr>
+        <w:rFonts w:ascii="Wingdings" w:hAnsi="Wingdings" w:hint="default"/>
+      </w:rPr>
+    </w:lvl>
+    <w:lvl w:ilvl="6" w:tplc="240A0001" w:tentative="1">
+      <w:start w:val="1"/>
+      <w:numFmt w:val="bullet"/>
+      <w:lvlText w:val=""/>
+      <w:lvlJc w:val="left"/>
+      <w:pPr>
+        <w:ind w:left="5400" w:hanging="360"/>
+      </w:pPr>
+      <w:rPr>
+        <w:rFonts w:ascii="Symbol" w:hAnsi="Symbol" w:hint="default"/>
+      </w:rPr>
+    </w:lvl>
+    <w:lvl w:ilvl="7" w:tplc="240A0003" w:tentative="1">
+      <w:start w:val="1"/>
+      <w:numFmt w:val="bullet"/>
+      <w:lvlText w:val="o"/>
+      <w:lvlJc w:val="left"/>
+      <w:pPr>
+        <w:ind w:left="6120" w:hanging="360"/>
+      </w:pPr>
+      <w:rPr>
+        <w:rFonts w:ascii="Courier New" w:hAnsi="Courier New" w:cs="Courier New" w:hint="default"/>
+      </w:rPr>
+    </w:lvl>
+    <w:lvl w:ilvl="8" w:tplc="240A0005" w:tentative="1">
+      <w:start w:val="1"/>
+      <w:numFmt w:val="bullet"/>
+      <w:lvlText w:val=""/>
+      <w:lvlJc w:val="left"/>
+      <w:pPr>
+        <w:ind w:left="6840" w:hanging="360"/>
+      </w:pPr>
+      <w:rPr>
+        <w:rFonts w:ascii="Wingdings" w:hAnsi="Wingdings" w:hint="default"/>
+      </w:rPr>
+    </w:lvl>
+  </w:abstractNum>
+  <w:abstractNum w:abstractNumId="1" w15:restartNumberingAfterBreak="0">
+    <w:nsid w:val="30733179"/>
+    <w:multiLevelType w:val="hybridMultilevel"/>
+    <w:tmpl w:val="E3C8322E"/>
+    <w:lvl w:ilvl="0" w:tplc="8730C566">
+      <w:start w:val="1"/>
+      <w:numFmt w:val="decimal"/>
+      <w:lvlText w:val="%1."/>
+      <w:lvlJc w:val="left"/>
+      <w:pPr>
+        <w:ind w:left="720" w:hanging="360"/>
+      </w:pPr>
+    </w:lvl>
+    <w:lvl w:ilvl="1" w:tplc="6BA630BC">
+      <w:start w:val="1"/>
+      <w:numFmt w:val="lowerLetter"/>
+      <w:lvlText w:val="%2."/>
+      <w:lvlJc w:val="left"/>
+      <w:pPr>
+        <w:ind w:left="1440" w:hanging="360"/>
+      </w:pPr>
+    </w:lvl>
+    <w:lvl w:ilvl="2" w:tplc="F0DA8B9A">
+      <w:start w:val="1"/>
+      <w:numFmt w:val="lowerRoman"/>
+      <w:lvlText w:val="%3."/>
+      <w:lvlJc w:val="right"/>
+      <w:pPr>
+        <w:ind w:left="2160" w:hanging="180"/>
+      </w:pPr>
+    </w:lvl>
+    <w:lvl w:ilvl="3" w:tplc="108874D4">
+      <w:start w:val="1"/>
+      <w:numFmt w:val="decimal"/>
+      <w:lvlText w:val="%4."/>
+      <w:lvlJc w:val="left"/>
+      <w:pPr>
+        <w:ind w:left="2880" w:hanging="360"/>
+      </w:pPr>
+    </w:lvl>
+    <w:lvl w:ilvl="4" w:tplc="6874C15E">
+      <w:start w:val="1"/>
+      <w:numFmt w:val="lowerLetter"/>
+      <w:lvlText w:val="%5."/>
+      <w:lvlJc w:val="left"/>
+      <w:pPr>
+        <w:ind w:left="3600" w:hanging="360"/>
+      </w:pPr>
+    </w:lvl>
+    <w:lvl w:ilvl="5" w:tplc="A38A9630">
+      <w:start w:val="1"/>
+      <w:numFmt w:val="lowerRoman"/>
+      <w:lvlText w:val="%6."/>
+      <w:lvlJc w:val="right"/>
+      <w:pPr>
+        <w:ind w:left="4320" w:hanging="180"/>
+      </w:pPr>
+    </w:lvl>
+    <w:lvl w:ilvl="6" w:tplc="4148C086">
+      <w:start w:val="1"/>
+      <w:numFmt w:val="decimal"/>
+      <w:lvlText w:val="%7."/>
+      <w:lvlJc w:val="left"/>
+      <w:pPr>
+        <w:ind w:left="5040" w:hanging="360"/>
+      </w:pPr>
+    </w:lvl>
+    <w:lvl w:ilvl="7" w:tplc="6756BEDE">
+      <w:start w:val="1"/>
+      <w:numFmt w:val="lowerLetter"/>
+      <w:lvlText w:val="%8."/>
+      <w:lvlJc w:val="left"/>
+      <w:pPr>
+        <w:ind w:left="5760" w:hanging="360"/>
+      </w:pPr>
+    </w:lvl>
+    <w:lvl w:ilvl="8" w:tplc="C8121340">
+      <w:start w:val="1"/>
+      <w:numFmt w:val="lowerRoman"/>
+      <w:lvlText w:val="%9."/>
+      <w:lvlJc w:val="right"/>
+      <w:pPr>
+        <w:ind w:left="6480" w:hanging="180"/>
+      </w:pPr>
+    </w:lvl>
+  </w:abstractNum>
+  <w:num w:numId="1" w16cid:durableId="1617130201">
+    <w:abstractNumId w:val="1"/>
+  </w:num>
+  <w:num w:numId="2" w16cid:durableId="1223057030">
+    <w:abstractNumId w:val="0"/>
+  </w:num>
+</w:numbering>
+</file>
+
 <file path=word/styles.xml><?xml version="1.0" encoding="utf-8"?>
-<w:styles xmlns:wp14="http://schemas.microsoft.com/office/word/2010/wordprocessingDrawing" xmlns:mc="http://schemas.openxmlformats.org/markup-compatibility/2006" xmlns:r="http://schemas.openxmlformats.org/officeDocument/2006/relationships" xmlns:w="http://schemas.openxmlformats.org/wordprocessingml/2006/main" xmlns:w14="http://schemas.microsoft.com/office/word/2010/wordml" xmlns:w15="http://schemas.microsoft.com/office/word/2012/wordml" xmlns:w16se="http://schemas.microsoft.com/office/word/2015/wordml/symex" xmlns:w16cid="http://schemas.microsoft.com/office/word/2016/wordml/cid" xmlns:w16="http://schemas.microsoft.com/office/word/2018/wordml" xmlns:w16cex="http://schemas.microsoft.com/office/word/2018/wordml/cex" xmlns:w16sdtdh="http://schemas.microsoft.com/office/word/2020/wordml/sdtdatahash" xmlns:w16sdtfl="http://schemas.microsoft.com/office/word/2024/wordml/sdtformatlock" mc:Ignorable="w14 w15 wp14 w16se w16cid w16 w16cex w16sdtdh w16sdtfl">
+<w:styles xmlns:mc="http://schemas.openxmlformats.org/markup-compatibility/2006" xmlns:r="http://schemas.openxmlformats.org/officeDocument/2006/relationships" xmlns:w="http://schemas.openxmlformats.org/wordprocessingml/2006/main" xmlns:w14="http://schemas.microsoft.com/office/word/2010/wordml" xmlns:w15="http://schemas.microsoft.com/office/word/2012/wordml" xmlns:w16cex="http://schemas.microsoft.com/office/word/2018/wordml/cex" xmlns:w16cid="http://schemas.microsoft.com/office/word/2016/wordml/cid" xmlns:w16="http://schemas.microsoft.com/office/word/2018/wordml" xmlns:w16du="http://schemas.microsoft.com/office/word/2023/wordml/word16du" xmlns:w16sdtdh="http://schemas.microsoft.com/office/word/2020/wordml/sdtdatahash" xmlns:w16sdtfl="http://schemas.microsoft.com/office/word/2024/wordml/sdtformatlock" xmlns:w16se="http://schemas.microsoft.com/office/word/2015/wordml/symex" mc:Ignorable="w14 w15 w16se w16cid w16 w16cex w16sdtdh w16sdtfl w16du">
   <w:docDefaults>
     <w:rPrDefault>
       <w:rPr>
-        <w:rFonts w:asciiTheme="minorHAnsi" w:hAnsiTheme="minorHAnsi" w:eastAsiaTheme="minorHAnsi" w:cstheme="minorBidi"/>
+        <w:rFonts w:asciiTheme="minorHAnsi" w:eastAsiaTheme="minorHAnsi" w:hAnsiTheme="minorHAnsi" w:cstheme="minorBidi"/>
         <w:sz w:val="24"/>
         <w:szCs w:val="24"/>
         <w:lang w:val="es-ES" w:eastAsia="en-US" w:bidi="ar-SA"/>
@@ -30,17 +2066,17 @@
       </w:pPr>
     </w:pPrDefault>
   </w:docDefaults>
-  <w:latentStyles w:defLockedState="0" w:defUIPriority="99" w:defSemiHidden="0" w:defUnhideWhenUsed="0" w:defQFormat="0" w:count="371">
+  <w:latentStyles w:defLockedState="0" w:defUIPriority="99" w:defSemiHidden="0" w:defUnhideWhenUsed="0" w:defQFormat="0" w:count="376">
     <w:lsdException w:name="Normal" w:uiPriority="0" w:qFormat="1"/>
     <w:lsdException w:name="heading 1" w:uiPriority="9" w:qFormat="1"/>
-    <w:lsdException w:name="heading 2" w:uiPriority="9" w:semiHidden="1" w:unhideWhenUsed="1" w:qFormat="1"/>
-    <w:lsdException w:name="heading 3" w:uiPriority="9" w:semiHidden="1" w:unhideWhenUsed="1" w:qFormat="1"/>
-    <w:lsdException w:name="heading 4" w:uiPriority="9" w:semiHidden="1" w:unhideWhenUsed="1" w:qFormat="1"/>
-    <w:lsdException w:name="heading 5" w:uiPriority="9" w:semiHidden="1" w:unhideWhenUsed="1" w:qFormat="1"/>
-    <w:lsdException w:name="heading 6" w:uiPriority="9" w:semiHidden="1" w:unhideWhenUsed="1" w:qFormat="1"/>
-    <w:lsdException w:name="heading 7" w:uiPriority="9" w:semiHidden="1" w:unhideWhenUsed="1" w:qFormat="1"/>
-    <w:lsdException w:name="heading 8" w:uiPriority="9" w:semiHidden="1" w:unhideWhenUsed="1" w:qFormat="1"/>
-    <w:lsdException w:name="heading 9" w:uiPriority="9" w:semiHidden="1" w:unhideWhenUsed="1" w:qFormat="1"/>
+    <w:lsdException w:name="heading 2" w:semiHidden="1" w:uiPriority="9" w:unhideWhenUsed="1" w:qFormat="1"/>
+    <w:lsdException w:name="heading 3" w:semiHidden="1" w:uiPriority="9" w:unhideWhenUsed="1" w:qFormat="1"/>
+    <w:lsdException w:name="heading 4" w:semiHidden="1" w:uiPriority="9" w:unhideWhenUsed="1" w:qFormat="1"/>
+    <w:lsdException w:name="heading 5" w:semiHidden="1" w:uiPriority="9" w:unhideWhenUsed="1" w:qFormat="1"/>
+    <w:lsdException w:name="heading 6" w:semiHidden="1" w:uiPriority="9" w:unhideWhenUsed="1" w:qFormat="1"/>
+    <w:lsdException w:name="heading 7" w:semiHidden="1" w:uiPriority="9" w:unhideWhenUsed="1" w:qFormat="1"/>
+    <w:lsdException w:name="heading 8" w:semiHidden="1" w:uiPriority="9" w:unhideWhenUsed="1" w:qFormat="1"/>
+    <w:lsdException w:name="heading 9" w:semiHidden="1" w:uiPriority="9" w:unhideWhenUsed="1" w:qFormat="1"/>
     <w:lsdException w:name="index 1" w:semiHidden="1" w:unhideWhenUsed="1"/>
     <w:lsdException w:name="index 2" w:semiHidden="1" w:unhideWhenUsed="1"/>
     <w:lsdException w:name="index 3" w:semiHidden="1" w:unhideWhenUsed="1"/>
@@ -50,22 +2086,22 @@
     <w:lsdException w:name="index 7" w:semiHidden="1" w:unhideWhenUsed="1"/>
     <w:lsdException w:name="index 8" w:semiHidden="1" w:unhideWhenUsed="1"/>
     <w:lsdException w:name="index 9" w:semiHidden="1" w:unhideWhenUsed="1"/>
-    <w:lsdException w:name="toc 1" w:uiPriority="39" w:semiHidden="1" w:unhideWhenUsed="1"/>
-    <w:lsdException w:name="toc 2" w:uiPriority="39" w:semiHidden="1" w:unhideWhenUsed="1"/>
-    <w:lsdException w:name="toc 3" w:uiPriority="39" w:semiHidden="1" w:unhideWhenUsed="1"/>
-    <w:lsdException w:name="toc 4" w:uiPriority="39" w:semiHidden="1" w:unhideWhenUsed="1"/>
-    <w:lsdException w:name="toc 5" w:uiPriority="39" w:semiHidden="1" w:unhideWhenUsed="1"/>
-    <w:lsdException w:name="toc 6" w:uiPriority="39" w:semiHidden="1" w:unhideWhenUsed="1"/>
-    <w:lsdException w:name="toc 7" w:uiPriority="39" w:semiHidden="1" w:unhideWhenUsed="1"/>
-    <w:lsdException w:name="toc 8" w:uiPriority="39" w:semiHidden="1" w:unhideWhenUsed="1"/>
-    <w:lsdException w:name="toc 9" w:uiPriority="39" w:semiHidden="1" w:unhideWhenUsed="1"/>
+    <w:lsdException w:name="toc 1" w:semiHidden="1" w:uiPriority="39" w:unhideWhenUsed="1"/>
+    <w:lsdException w:name="toc 2" w:semiHidden="1" w:uiPriority="39" w:unhideWhenUsed="1"/>
+    <w:lsdException w:name="toc 3" w:semiHidden="1" w:uiPriority="39" w:unhideWhenUsed="1"/>
+    <w:lsdException w:name="toc 4" w:semiHidden="1" w:uiPriority="39" w:unhideWhenUsed="1"/>
+    <w:lsdException w:name="toc 5" w:semiHidden="1" w:uiPriority="39" w:unhideWhenUsed="1"/>
+    <w:lsdException w:name="toc 6" w:semiHidden="1" w:uiPriority="39" w:unhideWhenUsed="1"/>
+    <w:lsdException w:name="toc 7" w:semiHidden="1" w:uiPriority="39" w:unhideWhenUsed="1"/>
+    <w:lsdException w:name="toc 8" w:semiHidden="1" w:uiPriority="39" w:unhideWhenUsed="1"/>
+    <w:lsdException w:name="toc 9" w:semiHidden="1" w:uiPriority="39" w:unhideWhenUsed="1"/>
     <w:lsdException w:name="Normal Indent" w:semiHidden="1" w:unhideWhenUsed="1"/>
     <w:lsdException w:name="footnote text" w:semiHidden="1" w:unhideWhenUsed="1"/>
     <w:lsdException w:name="annotation text" w:semiHidden="1" w:unhideWhenUsed="1"/>
     <w:lsdException w:name="header" w:semiHidden="1" w:unhideWhenUsed="1"/>
     <w:lsdException w:name="footer" w:semiHidden="1" w:unhideWhenUsed="1"/>
     <w:lsdException w:name="index heading" w:semiHidden="1" w:unhideWhenUsed="1"/>
-    <w:lsdException w:name="caption" w:uiPriority="35" w:semiHidden="1" w:unhideWhenUsed="1" w:qFormat="1"/>
+    <w:lsdException w:name="caption" w:semiHidden="1" w:uiPriority="35" w:unhideWhenUsed="1" w:qFormat="1"/>
     <w:lsdException w:name="table of figures" w:semiHidden="1" w:unhideWhenUsed="1"/>
     <w:lsdException w:name="envelope address" w:semiHidden="1" w:unhideWhenUsed="1"/>
     <w:lsdException w:name="envelope return" w:semiHidden="1" w:unhideWhenUsed="1"/>
@@ -96,7 +2132,7 @@
     <w:lsdException w:name="Title" w:uiPriority="10" w:qFormat="1"/>
     <w:lsdException w:name="Closing" w:semiHidden="1" w:unhideWhenUsed="1"/>
     <w:lsdException w:name="Signature" w:semiHidden="1" w:unhideWhenUsed="1"/>
-    <w:lsdException w:name="Default Paragraph Font" w:uiPriority="1" w:semiHidden="1" w:unhideWhenUsed="1"/>
+    <w:lsdException w:name="Default Paragraph Font" w:semiHidden="1" w:uiPriority="1" w:unhideWhenUsed="1"/>
     <w:lsdException w:name="Body Text" w:semiHidden="1" w:unhideWhenUsed="1"/>
     <w:lsdException w:name="Body Text Indent" w:semiHidden="1" w:unhideWhenUsed="1"/>
     <w:lsdException w:name="List Continue" w:semiHidden="1" w:unhideWhenUsed="1"/>
@@ -296,8 +2332,8 @@
     <w:lsdException w:name="Subtle Reference" w:uiPriority="31" w:qFormat="1"/>
     <w:lsdException w:name="Intense Reference" w:uiPriority="32" w:qFormat="1"/>
     <w:lsdException w:name="Book Title" w:uiPriority="33" w:qFormat="1"/>
-    <w:lsdException w:name="Bibliography" w:uiPriority="37" w:semiHidden="1" w:unhideWhenUsed="1"/>
-    <w:lsdException w:name="TOC Heading" w:uiPriority="39" w:semiHidden="1" w:unhideWhenUsed="1" w:qFormat="1"/>
+    <w:lsdException w:name="Bibliography" w:semiHidden="1" w:uiPriority="37" w:unhideWhenUsed="1"/>
+    <w:lsdException w:name="TOC Heading" w:semiHidden="1" w:uiPriority="39" w:unhideWhenUsed="1" w:qFormat="1"/>
     <w:lsdException w:name="Plain Table 1" w:uiPriority="41"/>
     <w:lsdException w:name="Plain Table 2" w:uiPriority="42"/>
     <w:lsdException w:name="Plain Table 3" w:uiPriority="43"/>
@@ -402,18 +2438,23 @@
     <w:lsdException w:name="List Table 5 Dark Accent 6" w:uiPriority="50"/>
     <w:lsdException w:name="List Table 6 Colorful Accent 6" w:uiPriority="51"/>
     <w:lsdException w:name="List Table 7 Colorful Accent 6" w:uiPriority="52"/>
+    <w:lsdException w:name="Mention" w:semiHidden="1" w:unhideWhenUsed="1"/>
+    <w:lsdException w:name="Smart Hyperlink" w:semiHidden="1" w:unhideWhenUsed="1"/>
+    <w:lsdException w:name="Hashtag" w:semiHidden="1" w:unhideWhenUsed="1"/>
+    <w:lsdException w:name="Unresolved Mention" w:semiHidden="1" w:unhideWhenUsed="1"/>
+    <w:lsdException w:name="Smart Link" w:semiHidden="1" w:unhideWhenUsed="1"/>
   </w:latentStyles>
-  <w:style w:type="paragraph" w:styleId="Normal" w:default="1">
+  <w:style w:type="paragraph" w:default="1" w:styleId="Normal">
     <w:name w:val="Normal"/>
     <w:qFormat/>
   </w:style>
-  <w:style w:type="character" w:styleId="DefaultParagraphFont" w:default="1">
+  <w:style w:type="character" w:default="1" w:styleId="Fuentedeprrafopredeter">
     <w:name w:val="Default Paragraph Font"/>
     <w:uiPriority w:val="1"/>
     <w:semiHidden/>
     <w:unhideWhenUsed/>
   </w:style>
-  <w:style w:type="table" w:styleId="TableNormal" w:default="1">
+  <w:style w:type="table" w:default="1" w:styleId="Tablanormal">
     <w:name w:val="Normal Table"/>
     <w:uiPriority w:val="99"/>
     <w:semiHidden/>
@@ -428,17 +2469,34 @@
       </w:tblCellMar>
     </w:tblPr>
   </w:style>
-  <w:style w:type="numbering" w:styleId="NoList" w:default="1">
+  <w:style w:type="numbering" w:default="1" w:styleId="Sinlista">
     <w:name w:val="No List"/>
     <w:uiPriority w:val="99"/>
     <w:semiHidden/>
     <w:unhideWhenUsed/>
   </w:style>
+  <w:style w:type="paragraph" w:styleId="Prrafodelista">
+    <w:name w:val="List Paragraph"/>
+    <w:basedOn w:val="Normal"/>
+    <w:uiPriority w:val="34"/>
+    <w:qFormat/>
+    <w:rsid w:val="00EF5D95"/>
+    <w:pPr>
+      <w:spacing w:line="278" w:lineRule="auto"/>
+      <w:ind w:left="720"/>
+      <w:contextualSpacing/>
+    </w:pPr>
+    <w:rPr>
+      <w:kern w:val="2"/>
+      <w:lang w:val="es-CO"/>
+      <w14:ligatures w14:val="standardContextual"/>
+    </w:rPr>
+  </w:style>
 </w:styles>
 </file>
 
 <file path=word/theme/theme1.xml><?xml version="1.0" encoding="utf-8"?>
-<a:theme xmlns:thm15="http://schemas.microsoft.com/office/thememl/2012/main" xmlns:a="http://schemas.openxmlformats.org/drawingml/2006/main" name="Office Theme">
+<a:theme xmlns:a="http://schemas.openxmlformats.org/drawingml/2006/main" name="Office Theme">
   <a:themeElements>
     <a:clrScheme name="Office">
       <a:dk1>
